--- a/Manual_Usuario.docx
+++ b/Manual_Usuario.docx
@@ -416,23 +416,7 @@
           <w:sz w:val="22"/>
           <w:lang w:val="es-DO"/>
         </w:rPr>
-        <w:t>Panel Principal (</w:t>
-      </w:r>
-      <w:proofErr w:type="spellStart"/>
-      <w:r>
-        <w:rPr>
-          <w:sz w:val="22"/>
-          <w:lang w:val="es-DO"/>
-        </w:rPr>
-        <w:t>Dashboard</w:t>
-      </w:r>
-      <w:proofErr w:type="spellEnd"/>
-      <w:r>
-        <w:rPr>
-          <w:sz w:val="22"/>
-          <w:lang w:val="es-DO"/>
-        </w:rPr>
-        <w:t>)</w:t>
+        <w:t>Panel Principal (Dashboard)</w:t>
       </w:r>
     </w:p>
     <w:p>
@@ -890,21 +874,7 @@
         <w:rPr>
           <w:lang w:val="es-DO"/>
         </w:rPr>
-        <w:t xml:space="preserve">Un dispositivo (computadora, laptop, </w:t>
-      </w:r>
-      <w:proofErr w:type="spellStart"/>
-      <w:r>
-        <w:rPr>
-          <w:lang w:val="es-DO"/>
-        </w:rPr>
-        <w:t>tablet</w:t>
-      </w:r>
-      <w:proofErr w:type="spellEnd"/>
-      <w:r>
-        <w:rPr>
-          <w:lang w:val="es-DO"/>
-        </w:rPr>
-        <w:t xml:space="preserve"> o smartphone) con conexión a Internet.</w:t>
+        <w:t>Un dispositivo (computadora, laptop, tablet o smartphone) con conexión a Internet.</w:t>
       </w:r>
     </w:p>
     <w:p>
@@ -1000,23 +970,13 @@
               </w:rPr>
               <w:t xml:space="preserve">✅ Importante: </w:t>
             </w:r>
-            <w:proofErr w:type="spellStart"/>
             <w:r>
               <w:rPr>
                 <w:color w:val="1E8449"/>
                 <w:sz w:val="20"/>
                 <w:lang w:val="es-DO"/>
               </w:rPr>
-              <w:t>Frontend</w:t>
-            </w:r>
-            <w:proofErr w:type="spellEnd"/>
-            <w:r>
-              <w:rPr>
-                <w:color w:val="1E8449"/>
-                <w:sz w:val="20"/>
-                <w:lang w:val="es-DO"/>
-              </w:rPr>
-              <w:t>: http://localhost:4200 (entorno de desarrollo) o la URL proporcionada por la institución (entorno de producción).</w:t>
+              <w:t>Frontend: http://localhost:4200 (entorno de desarrollo) o la URL proporcionada por la institución (entorno de producción).</w:t>
             </w:r>
           </w:p>
         </w:tc>
@@ -1081,29 +1041,8 @@
         <w:spacing w:after="60"/>
         <w:ind w:left="432"/>
       </w:pPr>
-      <w:proofErr w:type="spellStart"/>
-      <w:r>
-        <w:t>Título</w:t>
-      </w:r>
-      <w:proofErr w:type="spellEnd"/>
-      <w:r>
-        <w:t>: '</w:t>
-      </w:r>
-      <w:proofErr w:type="spellStart"/>
-      <w:r>
-        <w:t>Inicio</w:t>
-      </w:r>
-      <w:proofErr w:type="spellEnd"/>
-      <w:r>
-        <w:t xml:space="preserve"> de </w:t>
-      </w:r>
-      <w:proofErr w:type="spellStart"/>
-      <w:r>
-        <w:t>Sesión</w:t>
-      </w:r>
-      <w:proofErr w:type="spellEnd"/>
-      <w:r>
-        <w:t>'.</w:t>
+      <w:r>
+        <w:t>Título: 'Inicio de Sesión'.</w:t>
       </w:r>
     </w:p>
     <w:p>
@@ -1205,6 +1144,9 @@
     <w:p>
       <w:pPr>
         <w:jc w:val="center"/>
+        <w:rPr>
+          <w:lang w:val="es-DO"/>
+        </w:rPr>
       </w:pPr>
     </w:p>
     <w:p>
@@ -1315,21 +1257,8 @@
         <w:spacing w:after="60"/>
         <w:ind w:left="432"/>
       </w:pPr>
-      <w:proofErr w:type="spellStart"/>
-      <w:r>
-        <w:t>Ingresar</w:t>
-      </w:r>
-      <w:proofErr w:type="spellEnd"/>
-      <w:r>
-        <w:t xml:space="preserve"> la </w:t>
-      </w:r>
-      <w:proofErr w:type="spellStart"/>
-      <w:r>
-        <w:t>contraseña</w:t>
-      </w:r>
-      <w:proofErr w:type="spellEnd"/>
-      <w:r>
-        <w:t>.</w:t>
+      <w:r>
+        <w:t>Ingresar la contraseña.</w:t>
       </w:r>
     </w:p>
     <w:p>
@@ -1354,29 +1283,8 @@
         <w:spacing w:after="60"/>
         <w:ind w:left="432"/>
       </w:pPr>
-      <w:proofErr w:type="spellStart"/>
-      <w:r>
-        <w:t>Presionar</w:t>
-      </w:r>
-      <w:proofErr w:type="spellEnd"/>
-      <w:r>
-        <w:t xml:space="preserve"> el </w:t>
-      </w:r>
-      <w:proofErr w:type="spellStart"/>
-      <w:r>
-        <w:t>botón</w:t>
-      </w:r>
-      <w:proofErr w:type="spellEnd"/>
-      <w:r>
-        <w:t xml:space="preserve"> '</w:t>
-      </w:r>
-      <w:proofErr w:type="spellStart"/>
-      <w:r>
-        <w:t>Ingresar</w:t>
-      </w:r>
-      <w:proofErr w:type="spellEnd"/>
-      <w:r>
-        <w:t>'.</w:t>
+      <w:r>
+        <w:t>Presionar el botón 'Ingresar'.</w:t>
       </w:r>
     </w:p>
     <w:p>
@@ -1392,21 +1300,7 @@
         <w:rPr>
           <w:lang w:val="es-DO"/>
         </w:rPr>
-        <w:t>Si los datos son correctos, el sistema redirigirá al panel principal (</w:t>
-      </w:r>
-      <w:proofErr w:type="spellStart"/>
-      <w:r>
-        <w:rPr>
-          <w:lang w:val="es-DO"/>
-        </w:rPr>
-        <w:t>Dashboard</w:t>
-      </w:r>
-      <w:proofErr w:type="spellEnd"/>
-      <w:r>
-        <w:rPr>
-          <w:lang w:val="es-DO"/>
-        </w:rPr>
-        <w:t>).</w:t>
+        <w:t>Si los datos son correctos, el sistema redirigirá al panel principal (Dashboard).</w:t>
       </w:r>
     </w:p>
     <w:p>
@@ -1517,36 +1411,8 @@
           <w:color w:val="0074D9"/>
           <w:sz w:val="24"/>
         </w:rPr>
-        <w:t xml:space="preserve">3.2 Campos del </w:t>
-      </w:r>
-      <w:proofErr w:type="spellStart"/>
-      <w:r>
-        <w:rPr>
-          <w:b/>
-          <w:color w:val="0074D9"/>
-          <w:sz w:val="24"/>
-        </w:rPr>
-        <w:t>formulario</w:t>
-      </w:r>
-      <w:proofErr w:type="spellEnd"/>
-      <w:r>
-        <w:rPr>
-          <w:b/>
-          <w:color w:val="0074D9"/>
-          <w:sz w:val="24"/>
-        </w:rPr>
-        <w:t xml:space="preserve"> de </w:t>
-      </w:r>
-      <w:proofErr w:type="spellStart"/>
-      <w:r>
-        <w:rPr>
-          <w:b/>
-          <w:color w:val="0074D9"/>
-          <w:sz w:val="24"/>
-        </w:rPr>
-        <w:t>registro</w:t>
-      </w:r>
-      <w:proofErr w:type="spellEnd"/>
+        <w:t>3.2 Campos del formulario de registro</w:t>
+      </w:r>
     </w:p>
     <w:tbl>
       <w:tblPr>
@@ -1592,7 +1458,6 @@
             <w:pPr>
               <w:jc w:val="center"/>
             </w:pPr>
-            <w:proofErr w:type="spellStart"/>
             <w:r>
               <w:rPr>
                 <w:b/>
@@ -1601,7 +1466,6 @@
               </w:rPr>
               <w:t>Descripción</w:t>
             </w:r>
-            <w:proofErr w:type="spellEnd"/>
           </w:p>
         </w:tc>
         <w:tc>
@@ -1613,7 +1477,6 @@
             <w:pPr>
               <w:jc w:val="center"/>
             </w:pPr>
-            <w:proofErr w:type="spellStart"/>
             <w:r>
               <w:rPr>
                 <w:b/>
@@ -1622,7 +1485,6 @@
               </w:rPr>
               <w:t>Requerido</w:t>
             </w:r>
-            <w:proofErr w:type="spellEnd"/>
           </w:p>
         </w:tc>
       </w:tr>
@@ -1640,16 +1502,8 @@
               <w:rPr>
                 <w:sz w:val="19"/>
               </w:rPr>
-              <w:t xml:space="preserve">Nombre de </w:t>
-            </w:r>
-            <w:proofErr w:type="spellStart"/>
-            <w:r>
-              <w:rPr>
-                <w:sz w:val="19"/>
-              </w:rPr>
-              <w:t>usuario</w:t>
-            </w:r>
-            <w:proofErr w:type="spellEnd"/>
+              <w:t>Nombre de usuario</w:t>
+            </w:r>
           </w:p>
         </w:tc>
         <w:tc>
@@ -1678,14 +1532,12 @@
             <w:shd w:val="clear" w:color="auto" w:fill="F2F3F4"/>
           </w:tcPr>
           <w:p>
-            <w:proofErr w:type="spellStart"/>
             <w:r>
               <w:rPr>
                 <w:sz w:val="19"/>
               </w:rPr>
               <w:t>Sí</w:t>
             </w:r>
-            <w:proofErr w:type="spellEnd"/>
           </w:p>
         </w:tc>
       </w:tr>
@@ -1703,16 +1555,8 @@
               <w:rPr>
                 <w:sz w:val="19"/>
               </w:rPr>
-              <w:t xml:space="preserve">Correo </w:t>
-            </w:r>
-            <w:proofErr w:type="spellStart"/>
-            <w:r>
-              <w:rPr>
-                <w:sz w:val="19"/>
-              </w:rPr>
-              <w:t>electrónico</w:t>
-            </w:r>
-            <w:proofErr w:type="spellEnd"/>
+              <w:t>Correo electrónico</w:t>
+            </w:r>
           </w:p>
         </w:tc>
         <w:tc>
@@ -1721,28 +1565,12 @@
             <w:shd w:val="clear" w:color="auto" w:fill="FFFFFF"/>
           </w:tcPr>
           <w:p>
-            <w:proofErr w:type="spellStart"/>
             <w:r>
               <w:rPr>
                 <w:sz w:val="19"/>
               </w:rPr>
-              <w:t>Dirección</w:t>
-            </w:r>
-            <w:proofErr w:type="spellEnd"/>
-            <w:r>
-              <w:rPr>
-                <w:sz w:val="19"/>
-              </w:rPr>
-              <w:t xml:space="preserve"> de email </w:t>
-            </w:r>
-            <w:proofErr w:type="spellStart"/>
-            <w:r>
-              <w:rPr>
-                <w:sz w:val="19"/>
-              </w:rPr>
-              <w:t>válida</w:t>
-            </w:r>
-            <w:proofErr w:type="spellEnd"/>
+              <w:t>Dirección de email válida</w:t>
+            </w:r>
           </w:p>
         </w:tc>
         <w:tc>
@@ -1751,14 +1579,12 @@
             <w:shd w:val="clear" w:color="auto" w:fill="FFFFFF"/>
           </w:tcPr>
           <w:p>
-            <w:proofErr w:type="spellStart"/>
             <w:r>
               <w:rPr>
                 <w:sz w:val="19"/>
               </w:rPr>
               <w:t>Sí</w:t>
             </w:r>
-            <w:proofErr w:type="spellEnd"/>
           </w:p>
         </w:tc>
       </w:tr>
@@ -1806,14 +1632,12 @@
             <w:shd w:val="clear" w:color="auto" w:fill="F2F3F4"/>
           </w:tcPr>
           <w:p>
-            <w:proofErr w:type="spellStart"/>
             <w:r>
               <w:rPr>
                 <w:sz w:val="19"/>
               </w:rPr>
               <w:t>Sí</w:t>
             </w:r>
-            <w:proofErr w:type="spellEnd"/>
           </w:p>
         </w:tc>
       </w:tr>
@@ -1827,14 +1651,12 @@
             <w:shd w:val="clear" w:color="auto" w:fill="FFFFFF"/>
           </w:tcPr>
           <w:p>
-            <w:proofErr w:type="spellStart"/>
             <w:r>
               <w:rPr>
                 <w:sz w:val="19"/>
               </w:rPr>
               <w:t>Apellido</w:t>
             </w:r>
-            <w:proofErr w:type="spellEnd"/>
           </w:p>
         </w:tc>
         <w:tc>
@@ -1863,14 +1685,12 @@
             <w:shd w:val="clear" w:color="auto" w:fill="FFFFFF"/>
           </w:tcPr>
           <w:p>
-            <w:proofErr w:type="spellStart"/>
             <w:r>
               <w:rPr>
                 <w:sz w:val="19"/>
               </w:rPr>
               <w:t>Sí</w:t>
             </w:r>
-            <w:proofErr w:type="spellEnd"/>
           </w:p>
         </w:tc>
       </w:tr>
@@ -1884,14 +1704,12 @@
             <w:shd w:val="clear" w:color="auto" w:fill="F2F3F4"/>
           </w:tcPr>
           <w:p>
-            <w:proofErr w:type="spellStart"/>
             <w:r>
               <w:rPr>
                 <w:sz w:val="19"/>
               </w:rPr>
               <w:t>Teléfono</w:t>
             </w:r>
-            <w:proofErr w:type="spellEnd"/>
           </w:p>
         </w:tc>
         <w:tc>
@@ -1920,14 +1738,12 @@
             <w:shd w:val="clear" w:color="auto" w:fill="F2F3F4"/>
           </w:tcPr>
           <w:p>
-            <w:proofErr w:type="spellStart"/>
             <w:r>
               <w:rPr>
                 <w:sz w:val="19"/>
               </w:rPr>
               <w:t>Sí</w:t>
             </w:r>
-            <w:proofErr w:type="spellEnd"/>
           </w:p>
         </w:tc>
       </w:tr>
@@ -1955,28 +1771,12 @@
             <w:shd w:val="clear" w:color="auto" w:fill="FFFFFF"/>
           </w:tcPr>
           <w:p>
-            <w:proofErr w:type="spellStart"/>
             <w:r>
               <w:rPr>
                 <w:sz w:val="19"/>
               </w:rPr>
-              <w:t>Mínimo</w:t>
-            </w:r>
-            <w:proofErr w:type="spellEnd"/>
-            <w:r>
-              <w:rPr>
-                <w:sz w:val="19"/>
-              </w:rPr>
-              <w:t xml:space="preserve"> 6 </w:t>
-            </w:r>
-            <w:proofErr w:type="spellStart"/>
-            <w:r>
-              <w:rPr>
-                <w:sz w:val="19"/>
-              </w:rPr>
-              <w:t>caracteres</w:t>
-            </w:r>
-            <w:proofErr w:type="spellEnd"/>
+              <w:t>Mínimo 6 caracteres</w:t>
+            </w:r>
           </w:p>
         </w:tc>
         <w:tc>
@@ -1985,14 +1785,12 @@
             <w:shd w:val="clear" w:color="auto" w:fill="FFFFFF"/>
           </w:tcPr>
           <w:p>
-            <w:proofErr w:type="spellStart"/>
             <w:r>
               <w:rPr>
                 <w:sz w:val="19"/>
               </w:rPr>
               <w:t>Sí</w:t>
             </w:r>
-            <w:proofErr w:type="spellEnd"/>
           </w:p>
         </w:tc>
       </w:tr>
@@ -2006,28 +1804,12 @@
             <w:shd w:val="clear" w:color="auto" w:fill="F2F3F4"/>
           </w:tcPr>
           <w:p>
-            <w:proofErr w:type="spellStart"/>
             <w:r>
               <w:rPr>
                 <w:sz w:val="19"/>
               </w:rPr>
-              <w:t>Confirmar</w:t>
-            </w:r>
-            <w:proofErr w:type="spellEnd"/>
-            <w:r>
-              <w:rPr>
-                <w:sz w:val="19"/>
-              </w:rPr>
-              <w:t xml:space="preserve"> </w:t>
-            </w:r>
-            <w:proofErr w:type="spellStart"/>
-            <w:r>
-              <w:rPr>
-                <w:sz w:val="19"/>
-              </w:rPr>
-              <w:t>contraseña</w:t>
-            </w:r>
-            <w:proofErr w:type="spellEnd"/>
+              <w:t>Confirmar contraseña</w:t>
+            </w:r>
           </w:p>
         </w:tc>
         <w:tc>
@@ -2040,16 +1822,8 @@
               <w:rPr>
                 <w:sz w:val="19"/>
               </w:rPr>
-              <w:t xml:space="preserve">Repetir la </w:t>
-            </w:r>
-            <w:proofErr w:type="spellStart"/>
-            <w:r>
-              <w:rPr>
-                <w:sz w:val="19"/>
-              </w:rPr>
-              <w:t>contraseña</w:t>
-            </w:r>
-            <w:proofErr w:type="spellEnd"/>
+              <w:t>Repetir la contraseña</w:t>
+            </w:r>
           </w:p>
         </w:tc>
         <w:tc>
@@ -2058,14 +1832,12 @@
             <w:shd w:val="clear" w:color="auto" w:fill="F2F3F4"/>
           </w:tcPr>
           <w:p>
-            <w:proofErr w:type="spellStart"/>
             <w:r>
               <w:rPr>
                 <w:sz w:val="19"/>
               </w:rPr>
               <w:t>Sí</w:t>
             </w:r>
-            <w:proofErr w:type="spellEnd"/>
           </w:p>
         </w:tc>
       </w:tr>
@@ -2079,12 +1851,11 @@
         <w:rPr>
           <w:noProof/>
         </w:rPr>
-        <w:lastRenderedPageBreak/>
         <w:drawing>
-          <wp:inline distT="0" distB="0" distL="0" distR="0" wp14:anchorId="0E58F912" wp14:editId="0657F000">
-            <wp:extent cx="5029200" cy="5029200"/>
+          <wp:inline distT="0" distB="0" distL="0" distR="0" wp14:anchorId="05CE4B51" wp14:editId="232CE4E3">
+            <wp:extent cx="5792470" cy="3620135"/>
             <wp:effectExtent l="0" t="0" r="0" b="0"/>
-            <wp:docPr id="2" name="Picture 2"/>
+            <wp:docPr id="1775994809" name="Imagen 1"/>
             <wp:cNvGraphicFramePr>
               <a:graphicFrameLocks xmlns:a="http://schemas.openxmlformats.org/drawingml/2006/main" noChangeAspect="1"/>
             </wp:cNvGraphicFramePr>
@@ -2092,23 +1863,36 @@
               <a:graphicData uri="http://schemas.openxmlformats.org/drawingml/2006/picture">
                 <pic:pic xmlns:pic="http://schemas.openxmlformats.org/drawingml/2006/picture">
                   <pic:nvPicPr>
-                    <pic:cNvPr id="0" name="register_screen_1785234156398.png"/>
-                    <pic:cNvPicPr/>
+                    <pic:cNvPr id="0" name="Picture 1"/>
+                    <pic:cNvPicPr>
+                      <a:picLocks noChangeAspect="1" noChangeArrowheads="1"/>
+                    </pic:cNvPicPr>
                   </pic:nvPicPr>
                   <pic:blipFill>
-                    <a:blip r:embed="rId7"/>
+                    <a:blip r:embed="rId7">
+                      <a:extLst>
+                        <a:ext uri="{28A0092B-C50C-407E-A947-70E740481C1C}">
+                          <a14:useLocalDpi xmlns:a14="http://schemas.microsoft.com/office/drawing/2010/main" val="0"/>
+                        </a:ext>
+                      </a:extLst>
+                    </a:blip>
+                    <a:srcRect/>
                     <a:stretch>
                       <a:fillRect/>
                     </a:stretch>
                   </pic:blipFill>
-                  <pic:spPr>
+                  <pic:spPr bwMode="auto">
                     <a:xfrm>
                       <a:off x="0" y="0"/>
-                      <a:ext cx="5029200" cy="5029200"/>
+                      <a:ext cx="5792470" cy="3620135"/>
                     </a:xfrm>
                     <a:prstGeom prst="rect">
                       <a:avLst/>
                     </a:prstGeom>
+                    <a:noFill/>
+                    <a:ln>
+                      <a:noFill/>
+                    </a:ln>
                   </pic:spPr>
                 </pic:pic>
               </a:graphicData>
@@ -2142,41 +1926,14 @@
       </w:pPr>
     </w:p>
     <w:p>
-      <w:proofErr w:type="spellStart"/>
       <w:r>
         <w:rPr>
           <w:b/>
           <w:color w:val="0074D9"/>
           <w:sz w:val="24"/>
         </w:rPr>
-        <w:t>Procedimiento</w:t>
-      </w:r>
-      <w:proofErr w:type="spellEnd"/>
-      <w:r>
-        <w:rPr>
-          <w:b/>
-          <w:color w:val="0074D9"/>
-          <w:sz w:val="24"/>
-        </w:rPr>
-        <w:t xml:space="preserve"> de </w:t>
-      </w:r>
-      <w:proofErr w:type="spellStart"/>
-      <w:r>
-        <w:rPr>
-          <w:b/>
-          <w:color w:val="0074D9"/>
-          <w:sz w:val="24"/>
-        </w:rPr>
-        <w:t>registro</w:t>
-      </w:r>
-      <w:proofErr w:type="spellEnd"/>
-      <w:r>
-        <w:rPr>
-          <w:b/>
-          <w:color w:val="0074D9"/>
-          <w:sz w:val="24"/>
-        </w:rPr>
-        <w:t>:</w:t>
+        <w:lastRenderedPageBreak/>
+        <w:t>Procedimiento de registro:</w:t>
       </w:r>
     </w:p>
     <w:p>
@@ -2217,29 +1974,8 @@
         <w:spacing w:after="60"/>
         <w:ind w:left="432"/>
       </w:pPr>
-      <w:proofErr w:type="spellStart"/>
-      <w:r>
-        <w:t>Presionar</w:t>
-      </w:r>
-      <w:proofErr w:type="spellEnd"/>
-      <w:r>
-        <w:t xml:space="preserve"> el </w:t>
-      </w:r>
-      <w:proofErr w:type="spellStart"/>
-      <w:r>
-        <w:t>botón</w:t>
-      </w:r>
-      <w:proofErr w:type="spellEnd"/>
-      <w:r>
-        <w:t xml:space="preserve"> '</w:t>
-      </w:r>
-      <w:proofErr w:type="spellStart"/>
-      <w:r>
-        <w:t>Registrarse</w:t>
-      </w:r>
-      <w:proofErr w:type="spellEnd"/>
-      <w:r>
-        <w:t>'.</w:t>
+      <w:r>
+        <w:t>Presionar el botón 'Registrarse'.</w:t>
       </w:r>
     </w:p>
     <w:p>
@@ -2434,25 +2170,7 @@
           <w:color w:val="0074D9"/>
           <w:sz w:val="24"/>
         </w:rPr>
-        <w:t xml:space="preserve">4.2 </w:t>
-      </w:r>
-      <w:proofErr w:type="spellStart"/>
-      <w:r>
-        <w:rPr>
-          <w:b/>
-          <w:color w:val="0074D9"/>
-          <w:sz w:val="24"/>
-        </w:rPr>
-        <w:t>Restablecimiento</w:t>
-      </w:r>
-      <w:proofErr w:type="spellEnd"/>
-      <w:r>
-        <w:rPr>
-          <w:b/>
-          <w:color w:val="0074D9"/>
-          <w:sz w:val="24"/>
-        </w:rPr>
-        <w:t xml:space="preserve"> de Contraseña</w:t>
+        <w:t>4.2 Restablecimiento de Contraseña</w:t>
       </w:r>
     </w:p>
     <w:p>
@@ -2525,29 +2243,8 @@
         <w:spacing w:after="60"/>
         <w:ind w:left="432"/>
       </w:pPr>
-      <w:proofErr w:type="spellStart"/>
-      <w:r>
-        <w:t>Confirmar</w:t>
-      </w:r>
-      <w:proofErr w:type="spellEnd"/>
-      <w:r>
-        <w:t xml:space="preserve"> la </w:t>
-      </w:r>
-      <w:proofErr w:type="spellStart"/>
-      <w:r>
-        <w:t>nueva</w:t>
-      </w:r>
-      <w:proofErr w:type="spellEnd"/>
-      <w:r>
-        <w:t xml:space="preserve"> </w:t>
-      </w:r>
-      <w:proofErr w:type="spellStart"/>
-      <w:r>
-        <w:t>contraseña</w:t>
-      </w:r>
-      <w:proofErr w:type="spellEnd"/>
-      <w:r>
-        <w:t>.</w:t>
+      <w:r>
+        <w:t>Confirmar la nueva contraseña.</w:t>
       </w:r>
     </w:p>
     <w:p>
@@ -2679,27 +2376,7 @@
           <w:lang w:val="es-DO"/>
         </w:rPr>
         <w:lastRenderedPageBreak/>
-        <w:t>5. Panel Principal (</w:t>
-      </w:r>
-      <w:proofErr w:type="spellStart"/>
-      <w:r>
-        <w:rPr>
-          <w:b/>
-          <w:color w:val="004488"/>
-          <w:sz w:val="30"/>
-          <w:lang w:val="es-DO"/>
-        </w:rPr>
-        <w:t>Dashboard</w:t>
-      </w:r>
-      <w:proofErr w:type="spellEnd"/>
-      <w:r>
-        <w:rPr>
-          <w:b/>
-          <w:color w:val="004488"/>
-          <w:sz w:val="30"/>
-          <w:lang w:val="es-DO"/>
-        </w:rPr>
-        <w:t>)</w:t>
+        <w:t>5. Panel Principal (Dashboard)</w:t>
       </w:r>
     </w:p>
     <w:p>
@@ -2724,21 +2401,7 @@
         <w:rPr>
           <w:lang w:val="es-DO"/>
         </w:rPr>
-        <w:t xml:space="preserve">Después de iniciar sesión, el usuario accede al panel principal o </w:t>
-      </w:r>
-      <w:proofErr w:type="spellStart"/>
-      <w:r>
-        <w:rPr>
-          <w:lang w:val="es-DO"/>
-        </w:rPr>
-        <w:t>Dashboard</w:t>
-      </w:r>
-      <w:proofErr w:type="spellEnd"/>
-      <w:r>
-        <w:rPr>
-          <w:lang w:val="es-DO"/>
-        </w:rPr>
-        <w:t>, que muestra un resumen general del sistema.</w:t>
+        <w:t>Después de iniciar sesión, el usuario accede al panel principal o Dashboard, que muestra un resumen general del sistema.</w:t>
       </w:r>
     </w:p>
     <w:p>
@@ -2748,25 +2411,7 @@
           <w:color w:val="0074D9"/>
           <w:sz w:val="24"/>
         </w:rPr>
-        <w:t xml:space="preserve">5.1 </w:t>
-      </w:r>
-      <w:proofErr w:type="spellStart"/>
-      <w:r>
-        <w:rPr>
-          <w:b/>
-          <w:color w:val="0074D9"/>
-          <w:sz w:val="24"/>
-        </w:rPr>
-        <w:t>Estructura</w:t>
-      </w:r>
-      <w:proofErr w:type="spellEnd"/>
-      <w:r>
-        <w:rPr>
-          <w:b/>
-          <w:color w:val="0074D9"/>
-          <w:sz w:val="24"/>
-        </w:rPr>
-        <w:t xml:space="preserve"> del Panel</w:t>
+        <w:t>5.1 Estructura del Panel</w:t>
       </w:r>
     </w:p>
     <w:p>
@@ -2884,27 +2529,7 @@
           <w:sz w:val="18"/>
           <w:lang w:val="es-DO"/>
         </w:rPr>
-        <w:t>Figura: Panel Principal del Sistema (</w:t>
-      </w:r>
-      <w:proofErr w:type="spellStart"/>
-      <w:r>
-        <w:rPr>
-          <w:i/>
-          <w:color w:val="555555"/>
-          <w:sz w:val="18"/>
-          <w:lang w:val="es-DO"/>
-        </w:rPr>
-        <w:t>Dashboard</w:t>
-      </w:r>
-      <w:proofErr w:type="spellEnd"/>
-      <w:r>
-        <w:rPr>
-          <w:i/>
-          <w:color w:val="555555"/>
-          <w:sz w:val="18"/>
-          <w:lang w:val="es-DO"/>
-        </w:rPr>
-        <w:t>)</w:t>
+        <w:t>Figura: Panel Principal del Sistema (Dashboard)</w:t>
       </w:r>
     </w:p>
     <w:p>
@@ -2921,36 +2546,8 @@
           <w:color w:val="0074D9"/>
           <w:sz w:val="24"/>
         </w:rPr>
-        <w:t xml:space="preserve">5.2 </w:t>
-      </w:r>
-      <w:proofErr w:type="spellStart"/>
-      <w:r>
-        <w:rPr>
-          <w:b/>
-          <w:color w:val="0074D9"/>
-          <w:sz w:val="24"/>
-        </w:rPr>
-        <w:t>Tarjetas</w:t>
-      </w:r>
-      <w:proofErr w:type="spellEnd"/>
-      <w:r>
-        <w:rPr>
-          <w:b/>
-          <w:color w:val="0074D9"/>
-          <w:sz w:val="24"/>
-        </w:rPr>
-        <w:t xml:space="preserve"> de </w:t>
-      </w:r>
-      <w:proofErr w:type="spellStart"/>
-      <w:r>
-        <w:rPr>
-          <w:b/>
-          <w:color w:val="0074D9"/>
-          <w:sz w:val="24"/>
-        </w:rPr>
-        <w:t>Estadísticas</w:t>
-      </w:r>
-      <w:proofErr w:type="spellEnd"/>
+        <w:t>5.2 Tarjetas de Estadísticas</w:t>
+      </w:r>
     </w:p>
     <w:tbl>
       <w:tblPr>
@@ -2976,7 +2573,6 @@
             <w:pPr>
               <w:jc w:val="center"/>
             </w:pPr>
-            <w:proofErr w:type="spellStart"/>
             <w:r>
               <w:rPr>
                 <w:b/>
@@ -2985,7 +2581,6 @@
               </w:rPr>
               <w:t>Tarjeta</w:t>
             </w:r>
-            <w:proofErr w:type="spellEnd"/>
           </w:p>
         </w:tc>
         <w:tc>
@@ -2997,7 +2592,6 @@
             <w:pPr>
               <w:jc w:val="center"/>
             </w:pPr>
-            <w:proofErr w:type="spellStart"/>
             <w:r>
               <w:rPr>
                 <w:b/>
@@ -3006,7 +2600,6 @@
               </w:rPr>
               <w:t>Descripción</w:t>
             </w:r>
-            <w:proofErr w:type="spellEnd"/>
           </w:p>
         </w:tc>
       </w:tr>
@@ -3020,14 +2613,12 @@
             <w:shd w:val="clear" w:color="auto" w:fill="F2F3F4"/>
           </w:tcPr>
           <w:p>
-            <w:proofErr w:type="spellStart"/>
             <w:r>
               <w:rPr>
                 <w:sz w:val="19"/>
               </w:rPr>
               <w:t>Usuarios</w:t>
             </w:r>
-            <w:proofErr w:type="spellEnd"/>
           </w:p>
         </w:tc>
         <w:tc>
@@ -3061,14 +2652,12 @@
             <w:shd w:val="clear" w:color="auto" w:fill="FFFFFF"/>
           </w:tcPr>
           <w:p>
-            <w:proofErr w:type="spellStart"/>
             <w:r>
               <w:rPr>
                 <w:sz w:val="19"/>
               </w:rPr>
               <w:t>Facultades</w:t>
             </w:r>
-            <w:proofErr w:type="spellEnd"/>
           </w:p>
         </w:tc>
         <w:tc>
@@ -3077,28 +2666,12 @@
             <w:shd w:val="clear" w:color="auto" w:fill="FFFFFF"/>
           </w:tcPr>
           <w:p>
-            <w:proofErr w:type="spellStart"/>
             <w:r>
               <w:rPr>
                 <w:sz w:val="19"/>
               </w:rPr>
-              <w:t>Número</w:t>
-            </w:r>
-            <w:proofErr w:type="spellEnd"/>
-            <w:r>
-              <w:rPr>
-                <w:sz w:val="19"/>
-              </w:rPr>
-              <w:t xml:space="preserve"> total de </w:t>
-            </w:r>
-            <w:proofErr w:type="spellStart"/>
-            <w:r>
-              <w:rPr>
-                <w:sz w:val="19"/>
-              </w:rPr>
-              <w:t>facultades</w:t>
-            </w:r>
-            <w:proofErr w:type="spellEnd"/>
+              <w:t>Número total de facultades</w:t>
+            </w:r>
           </w:p>
         </w:tc>
       </w:tr>
@@ -3112,14 +2685,12 @@
             <w:shd w:val="clear" w:color="auto" w:fill="F2F3F4"/>
           </w:tcPr>
           <w:p>
-            <w:proofErr w:type="spellStart"/>
             <w:r>
               <w:rPr>
                 <w:sz w:val="19"/>
               </w:rPr>
               <w:t>Departamentos</w:t>
             </w:r>
-            <w:proofErr w:type="spellEnd"/>
           </w:p>
         </w:tc>
         <w:tc>
@@ -3128,28 +2699,12 @@
             <w:shd w:val="clear" w:color="auto" w:fill="F2F3F4"/>
           </w:tcPr>
           <w:p>
-            <w:proofErr w:type="spellStart"/>
             <w:r>
               <w:rPr>
                 <w:sz w:val="19"/>
               </w:rPr>
-              <w:t>Número</w:t>
-            </w:r>
-            <w:proofErr w:type="spellEnd"/>
-            <w:r>
-              <w:rPr>
-                <w:sz w:val="19"/>
-              </w:rPr>
-              <w:t xml:space="preserve"> total de </w:t>
-            </w:r>
-            <w:proofErr w:type="spellStart"/>
-            <w:r>
-              <w:rPr>
-                <w:sz w:val="19"/>
-              </w:rPr>
-              <w:t>departamentos</w:t>
-            </w:r>
-            <w:proofErr w:type="spellEnd"/>
+              <w:t>Número total de departamentos</w:t>
+            </w:r>
           </w:p>
         </w:tc>
       </w:tr>
@@ -3163,14 +2718,12 @@
             <w:shd w:val="clear" w:color="auto" w:fill="FFFFFF"/>
           </w:tcPr>
           <w:p>
-            <w:proofErr w:type="spellStart"/>
             <w:r>
               <w:rPr>
                 <w:sz w:val="19"/>
               </w:rPr>
               <w:t>Períodos</w:t>
             </w:r>
-            <w:proofErr w:type="spellEnd"/>
           </w:p>
         </w:tc>
         <w:tc>
@@ -3204,14 +2757,12 @@
             <w:shd w:val="clear" w:color="auto" w:fill="F2F3F4"/>
           </w:tcPr>
           <w:p>
-            <w:proofErr w:type="spellStart"/>
             <w:r>
               <w:rPr>
                 <w:sz w:val="19"/>
               </w:rPr>
               <w:t>Criterios</w:t>
             </w:r>
-            <w:proofErr w:type="spellEnd"/>
           </w:p>
         </w:tc>
         <w:tc>
@@ -3220,28 +2771,12 @@
             <w:shd w:val="clear" w:color="auto" w:fill="F2F3F4"/>
           </w:tcPr>
           <w:p>
-            <w:proofErr w:type="spellStart"/>
             <w:r>
               <w:rPr>
                 <w:sz w:val="19"/>
               </w:rPr>
-              <w:t>Número</w:t>
-            </w:r>
-            <w:proofErr w:type="spellEnd"/>
-            <w:r>
-              <w:rPr>
-                <w:sz w:val="19"/>
-              </w:rPr>
-              <w:t xml:space="preserve"> total de </w:t>
-            </w:r>
-            <w:proofErr w:type="spellStart"/>
-            <w:r>
-              <w:rPr>
-                <w:sz w:val="19"/>
-              </w:rPr>
-              <w:t>criterios</w:t>
-            </w:r>
-            <w:proofErr w:type="spellEnd"/>
+              <w:t>Número total de criterios</w:t>
+            </w:r>
           </w:p>
         </w:tc>
       </w:tr>
@@ -3255,14 +2790,12 @@
             <w:shd w:val="clear" w:color="auto" w:fill="FFFFFF"/>
           </w:tcPr>
           <w:p>
-            <w:proofErr w:type="spellStart"/>
             <w:r>
               <w:rPr>
                 <w:sz w:val="19"/>
               </w:rPr>
               <w:t>Indicadores</w:t>
             </w:r>
-            <w:proofErr w:type="spellEnd"/>
           </w:p>
         </w:tc>
         <w:tc>
@@ -3271,28 +2804,12 @@
             <w:shd w:val="clear" w:color="auto" w:fill="FFFFFF"/>
           </w:tcPr>
           <w:p>
-            <w:proofErr w:type="spellStart"/>
             <w:r>
               <w:rPr>
                 <w:sz w:val="19"/>
               </w:rPr>
-              <w:t>Número</w:t>
-            </w:r>
-            <w:proofErr w:type="spellEnd"/>
-            <w:r>
-              <w:rPr>
-                <w:sz w:val="19"/>
-              </w:rPr>
-              <w:t xml:space="preserve"> total de </w:t>
-            </w:r>
-            <w:proofErr w:type="spellStart"/>
-            <w:r>
-              <w:rPr>
-                <w:sz w:val="19"/>
-              </w:rPr>
-              <w:t>indicadores</w:t>
-            </w:r>
-            <w:proofErr w:type="spellEnd"/>
+              <w:t>Número total de indicadores</w:t>
+            </w:r>
           </w:p>
         </w:tc>
       </w:tr>
@@ -3306,14 +2823,12 @@
             <w:shd w:val="clear" w:color="auto" w:fill="F2F3F4"/>
           </w:tcPr>
           <w:p>
-            <w:proofErr w:type="spellStart"/>
             <w:r>
               <w:rPr>
                 <w:sz w:val="19"/>
               </w:rPr>
               <w:t>Asignaciones</w:t>
             </w:r>
-            <w:proofErr w:type="spellEnd"/>
           </w:p>
         </w:tc>
         <w:tc>
@@ -3322,28 +2837,12 @@
             <w:shd w:val="clear" w:color="auto" w:fill="F2F3F4"/>
           </w:tcPr>
           <w:p>
-            <w:proofErr w:type="spellStart"/>
             <w:r>
               <w:rPr>
                 <w:sz w:val="19"/>
               </w:rPr>
-              <w:t>Número</w:t>
-            </w:r>
-            <w:proofErr w:type="spellEnd"/>
-            <w:r>
-              <w:rPr>
-                <w:sz w:val="19"/>
-              </w:rPr>
-              <w:t xml:space="preserve"> total de </w:t>
-            </w:r>
-            <w:proofErr w:type="spellStart"/>
-            <w:r>
-              <w:rPr>
-                <w:sz w:val="19"/>
-              </w:rPr>
-              <w:t>asignaciones</w:t>
-            </w:r>
-            <w:proofErr w:type="spellEnd"/>
+              <w:t>Número total de asignaciones</w:t>
+            </w:r>
           </w:p>
         </w:tc>
       </w:tr>
@@ -3357,14 +2856,12 @@
             <w:shd w:val="clear" w:color="auto" w:fill="FFFFFF"/>
           </w:tcPr>
           <w:p>
-            <w:proofErr w:type="spellStart"/>
             <w:r>
               <w:rPr>
                 <w:sz w:val="19"/>
               </w:rPr>
               <w:t>Evidencias</w:t>
             </w:r>
-            <w:proofErr w:type="spellEnd"/>
           </w:p>
         </w:tc>
         <w:tc>
@@ -3398,20 +2895,12 @@
             <w:shd w:val="clear" w:color="auto" w:fill="F2F3F4"/>
           </w:tcPr>
           <w:p>
-            <w:proofErr w:type="spellStart"/>
             <w:r>
               <w:rPr>
                 <w:sz w:val="19"/>
               </w:rPr>
               <w:lastRenderedPageBreak/>
-              <w:t>Pendientes</w:t>
-            </w:r>
-            <w:proofErr w:type="spellEnd"/>
-            <w:r>
-              <w:rPr>
-                <w:sz w:val="19"/>
-              </w:rPr>
-              <w:t xml:space="preserve"> / En Progreso</w:t>
+              <w:t>Pendientes / En Progreso</w:t>
             </w:r>
           </w:p>
         </w:tc>
@@ -3446,28 +2935,12 @@
             <w:shd w:val="clear" w:color="auto" w:fill="FFFFFF"/>
           </w:tcPr>
           <w:p>
-            <w:proofErr w:type="spellStart"/>
             <w:r>
               <w:rPr>
                 <w:sz w:val="19"/>
               </w:rPr>
-              <w:t>Completadas</w:t>
-            </w:r>
-            <w:proofErr w:type="spellEnd"/>
-            <w:r>
-              <w:rPr>
-                <w:sz w:val="19"/>
-              </w:rPr>
-              <w:t xml:space="preserve"> / </w:t>
-            </w:r>
-            <w:proofErr w:type="spellStart"/>
-            <w:r>
-              <w:rPr>
-                <w:sz w:val="19"/>
-              </w:rPr>
-              <w:t>Aprobadas</w:t>
-            </w:r>
-            <w:proofErr w:type="spellEnd"/>
+              <w:t>Completadas / Aprobadas</w:t>
+            </w:r>
           </w:p>
         </w:tc>
         <w:tc>
@@ -3476,42 +2949,12 @@
             <w:shd w:val="clear" w:color="auto" w:fill="FFFFFF"/>
           </w:tcPr>
           <w:p>
-            <w:proofErr w:type="spellStart"/>
             <w:r>
               <w:rPr>
                 <w:sz w:val="19"/>
               </w:rPr>
-              <w:t>Asignaciones</w:t>
-            </w:r>
-            <w:proofErr w:type="spellEnd"/>
-            <w:r>
-              <w:rPr>
-                <w:sz w:val="19"/>
-              </w:rPr>
-              <w:t xml:space="preserve"> </w:t>
-            </w:r>
-            <w:proofErr w:type="spellStart"/>
-            <w:r>
-              <w:rPr>
-                <w:sz w:val="19"/>
-              </w:rPr>
-              <w:t>completadas</w:t>
-            </w:r>
-            <w:proofErr w:type="spellEnd"/>
-            <w:r>
-              <w:rPr>
-                <w:sz w:val="19"/>
-              </w:rPr>
-              <w:t xml:space="preserve"> o </w:t>
-            </w:r>
-            <w:proofErr w:type="spellStart"/>
-            <w:r>
-              <w:rPr>
-                <w:sz w:val="19"/>
-              </w:rPr>
-              <w:t>aprobadas</w:t>
-            </w:r>
-            <w:proofErr w:type="spellEnd"/>
+              <w:t>Asignaciones completadas o aprobadas</w:t>
+            </w:r>
           </w:p>
         </w:tc>
       </w:tr>
@@ -3524,36 +2967,8 @@
           <w:color w:val="0074D9"/>
           <w:sz w:val="24"/>
         </w:rPr>
-        <w:t xml:space="preserve">5.3 </w:t>
-      </w:r>
-      <w:proofErr w:type="spellStart"/>
-      <w:r>
-        <w:rPr>
-          <w:b/>
-          <w:color w:val="0074D9"/>
-          <w:sz w:val="24"/>
-        </w:rPr>
-        <w:t>Menú</w:t>
-      </w:r>
-      <w:proofErr w:type="spellEnd"/>
-      <w:r>
-        <w:rPr>
-          <w:b/>
-          <w:color w:val="0074D9"/>
-          <w:sz w:val="24"/>
-        </w:rPr>
-        <w:t xml:space="preserve"> de </w:t>
-      </w:r>
-      <w:proofErr w:type="spellStart"/>
-      <w:r>
-        <w:rPr>
-          <w:b/>
-          <w:color w:val="0074D9"/>
-          <w:sz w:val="24"/>
-        </w:rPr>
-        <w:t>Navegación</w:t>
-      </w:r>
-      <w:proofErr w:type="spellEnd"/>
+        <w:t>5.3 Menú de Navegación</w:t>
+      </w:r>
     </w:p>
     <w:tbl>
       <w:tblPr>
@@ -3579,7 +2994,6 @@
             <w:pPr>
               <w:jc w:val="center"/>
             </w:pPr>
-            <w:proofErr w:type="spellStart"/>
             <w:r>
               <w:rPr>
                 <w:b/>
@@ -3588,7 +3002,6 @@
               </w:rPr>
               <w:t>Opción</w:t>
             </w:r>
-            <w:proofErr w:type="spellEnd"/>
           </w:p>
         </w:tc>
         <w:tc>
@@ -3600,7 +3013,6 @@
             <w:pPr>
               <w:jc w:val="center"/>
             </w:pPr>
-            <w:proofErr w:type="spellStart"/>
             <w:r>
               <w:rPr>
                 <w:b/>
@@ -3609,7 +3021,6 @@
               </w:rPr>
               <w:t>Descripción</w:t>
             </w:r>
-            <w:proofErr w:type="spellEnd"/>
           </w:p>
         </w:tc>
       </w:tr>
@@ -3641,16 +3052,8 @@
               <w:rPr>
                 <w:sz w:val="19"/>
               </w:rPr>
-              <w:t xml:space="preserve">Panel principal con </w:t>
-            </w:r>
-            <w:proofErr w:type="spellStart"/>
-            <w:r>
-              <w:rPr>
-                <w:sz w:val="19"/>
-              </w:rPr>
-              <w:t>estadísticas</w:t>
-            </w:r>
-            <w:proofErr w:type="spellEnd"/>
+              <w:t>Panel principal con estadísticas</w:t>
+            </w:r>
           </w:p>
         </w:tc>
       </w:tr>
@@ -3664,14 +3067,12 @@
             <w:shd w:val="clear" w:color="auto" w:fill="FFFFFF"/>
           </w:tcPr>
           <w:p>
-            <w:proofErr w:type="spellStart"/>
             <w:r>
               <w:rPr>
                 <w:sz w:val="19"/>
               </w:rPr>
               <w:t>Usuarios</w:t>
             </w:r>
-            <w:proofErr w:type="spellEnd"/>
           </w:p>
         </w:tc>
         <w:tc>
@@ -3705,14 +3106,12 @@
             <w:shd w:val="clear" w:color="auto" w:fill="F2F3F4"/>
           </w:tcPr>
           <w:p>
-            <w:proofErr w:type="spellStart"/>
             <w:r>
               <w:rPr>
                 <w:sz w:val="19"/>
               </w:rPr>
               <w:t>Facultades</w:t>
             </w:r>
-            <w:proofErr w:type="spellEnd"/>
           </w:p>
         </w:tc>
         <w:tc>
@@ -3746,14 +3145,12 @@
             <w:shd w:val="clear" w:color="auto" w:fill="FFFFFF"/>
           </w:tcPr>
           <w:p>
-            <w:proofErr w:type="spellStart"/>
             <w:r>
               <w:rPr>
                 <w:sz w:val="19"/>
               </w:rPr>
               <w:t>Períodos</w:t>
             </w:r>
-            <w:proofErr w:type="spellEnd"/>
           </w:p>
         </w:tc>
         <w:tc>
@@ -3787,14 +3184,12 @@
             <w:shd w:val="clear" w:color="auto" w:fill="F2F3F4"/>
           </w:tcPr>
           <w:p>
-            <w:proofErr w:type="spellStart"/>
             <w:r>
               <w:rPr>
                 <w:sz w:val="19"/>
               </w:rPr>
               <w:t>Criterios</w:t>
             </w:r>
-            <w:proofErr w:type="spellEnd"/>
           </w:p>
         </w:tc>
         <w:tc>
@@ -3828,14 +3223,12 @@
             <w:shd w:val="clear" w:color="auto" w:fill="FFFFFF"/>
           </w:tcPr>
           <w:p>
-            <w:proofErr w:type="spellStart"/>
             <w:r>
               <w:rPr>
                 <w:sz w:val="19"/>
               </w:rPr>
               <w:t>Indicadores</w:t>
             </w:r>
-            <w:proofErr w:type="spellEnd"/>
           </w:p>
         </w:tc>
         <w:tc>
@@ -3844,28 +3237,12 @@
             <w:shd w:val="clear" w:color="auto" w:fill="FFFFFF"/>
           </w:tcPr>
           <w:p>
-            <w:proofErr w:type="spellStart"/>
             <w:r>
               <w:rPr>
                 <w:sz w:val="19"/>
               </w:rPr>
-              <w:t>Gestión</w:t>
-            </w:r>
-            <w:proofErr w:type="spellEnd"/>
-            <w:r>
-              <w:rPr>
-                <w:sz w:val="19"/>
-              </w:rPr>
-              <w:t xml:space="preserve"> de </w:t>
-            </w:r>
-            <w:proofErr w:type="spellStart"/>
-            <w:r>
-              <w:rPr>
-                <w:sz w:val="19"/>
-              </w:rPr>
-              <w:t>indicadores</w:t>
-            </w:r>
-            <w:proofErr w:type="spellEnd"/>
+              <w:t>Gestión de indicadores</w:t>
+            </w:r>
           </w:p>
         </w:tc>
       </w:tr>
@@ -3879,14 +3256,12 @@
             <w:shd w:val="clear" w:color="auto" w:fill="F2F3F4"/>
           </w:tcPr>
           <w:p>
-            <w:proofErr w:type="spellStart"/>
             <w:r>
               <w:rPr>
                 <w:sz w:val="19"/>
               </w:rPr>
               <w:t>Asignaciones</w:t>
             </w:r>
-            <w:proofErr w:type="spellEnd"/>
           </w:p>
         </w:tc>
         <w:tc>
@@ -3895,28 +3270,12 @@
             <w:shd w:val="clear" w:color="auto" w:fill="F2F3F4"/>
           </w:tcPr>
           <w:p>
-            <w:proofErr w:type="spellStart"/>
             <w:r>
               <w:rPr>
                 <w:sz w:val="19"/>
               </w:rPr>
-              <w:t>Gestión</w:t>
-            </w:r>
-            <w:proofErr w:type="spellEnd"/>
-            <w:r>
-              <w:rPr>
-                <w:sz w:val="19"/>
-              </w:rPr>
-              <w:t xml:space="preserve"> de </w:t>
-            </w:r>
-            <w:proofErr w:type="spellStart"/>
-            <w:r>
-              <w:rPr>
-                <w:sz w:val="19"/>
-              </w:rPr>
-              <w:t>asignaciones</w:t>
-            </w:r>
-            <w:proofErr w:type="spellEnd"/>
+              <w:t>Gestión de asignaciones</w:t>
+            </w:r>
           </w:p>
         </w:tc>
       </w:tr>
@@ -3930,14 +3289,12 @@
             <w:shd w:val="clear" w:color="auto" w:fill="FFFFFF"/>
           </w:tcPr>
           <w:p>
-            <w:proofErr w:type="spellStart"/>
             <w:r>
               <w:rPr>
                 <w:sz w:val="19"/>
               </w:rPr>
               <w:t>Evidencias</w:t>
             </w:r>
-            <w:proofErr w:type="spellEnd"/>
           </w:p>
         </w:tc>
         <w:tc>
@@ -3971,14 +3328,12 @@
             <w:shd w:val="clear" w:color="auto" w:fill="F2F3F4"/>
           </w:tcPr>
           <w:p>
-            <w:proofErr w:type="spellStart"/>
             <w:r>
               <w:rPr>
                 <w:sz w:val="19"/>
               </w:rPr>
               <w:t>Auditoría</w:t>
             </w:r>
-            <w:proofErr w:type="spellEnd"/>
           </w:p>
         </w:tc>
         <w:tc>
@@ -4012,28 +3367,12 @@
             <w:shd w:val="clear" w:color="auto" w:fill="FFFFFF"/>
           </w:tcPr>
           <w:p>
-            <w:proofErr w:type="spellStart"/>
             <w:r>
               <w:rPr>
                 <w:sz w:val="19"/>
               </w:rPr>
-              <w:t>Cerrar</w:t>
-            </w:r>
-            <w:proofErr w:type="spellEnd"/>
-            <w:r>
-              <w:rPr>
-                <w:sz w:val="19"/>
-              </w:rPr>
-              <w:t xml:space="preserve"> </w:t>
-            </w:r>
-            <w:proofErr w:type="spellStart"/>
-            <w:r>
-              <w:rPr>
-                <w:sz w:val="19"/>
-              </w:rPr>
-              <w:t>sesión</w:t>
-            </w:r>
-            <w:proofErr w:type="spellEnd"/>
+              <w:t>Cerrar sesión</w:t>
+            </w:r>
           </w:p>
         </w:tc>
         <w:tc>
@@ -4042,28 +3381,12 @@
             <w:shd w:val="clear" w:color="auto" w:fill="FFFFFF"/>
           </w:tcPr>
           <w:p>
-            <w:proofErr w:type="spellStart"/>
             <w:r>
               <w:rPr>
                 <w:sz w:val="19"/>
               </w:rPr>
-              <w:t>Salir</w:t>
-            </w:r>
-            <w:proofErr w:type="spellEnd"/>
-            <w:r>
-              <w:rPr>
-                <w:sz w:val="19"/>
-              </w:rPr>
-              <w:t xml:space="preserve"> del </w:t>
-            </w:r>
-            <w:proofErr w:type="spellStart"/>
-            <w:r>
-              <w:rPr>
-                <w:sz w:val="19"/>
-              </w:rPr>
-              <w:t>sistema</w:t>
-            </w:r>
-            <w:proofErr w:type="spellEnd"/>
+              <w:t>Salir del sistema</w:t>
+            </w:r>
           </w:p>
         </w:tc>
       </w:tr>
@@ -4081,16 +3404,8 @@
               <w:rPr>
                 <w:sz w:val="19"/>
               </w:rPr>
-              <w:t xml:space="preserve">Modo </w:t>
-            </w:r>
-            <w:proofErr w:type="spellStart"/>
-            <w:r>
-              <w:rPr>
-                <w:sz w:val="19"/>
-              </w:rPr>
-              <w:t>oscuro</w:t>
-            </w:r>
-            <w:proofErr w:type="spellEnd"/>
+              <w:t>Modo oscuro</w:t>
+            </w:r>
           </w:p>
         </w:tc>
         <w:tc>
@@ -4184,36 +3499,8 @@
           <w:color w:val="0074D9"/>
           <w:sz w:val="24"/>
         </w:rPr>
-        <w:t xml:space="preserve">6.1 </w:t>
-      </w:r>
-      <w:proofErr w:type="spellStart"/>
-      <w:r>
-        <w:rPr>
-          <w:b/>
-          <w:color w:val="0074D9"/>
-          <w:sz w:val="24"/>
-        </w:rPr>
-        <w:t>Pantalla</w:t>
-      </w:r>
-      <w:proofErr w:type="spellEnd"/>
-      <w:r>
-        <w:rPr>
-          <w:b/>
-          <w:color w:val="0074D9"/>
-          <w:sz w:val="24"/>
-        </w:rPr>
-        <w:t xml:space="preserve"> de </w:t>
-      </w:r>
-      <w:proofErr w:type="spellStart"/>
-      <w:r>
-        <w:rPr>
-          <w:b/>
-          <w:color w:val="0074D9"/>
-          <w:sz w:val="24"/>
-        </w:rPr>
-        <w:t>Usuarios</w:t>
-      </w:r>
-      <w:proofErr w:type="spellEnd"/>
+        <w:t>6.1 Pantalla de Usuarios</w:t>
+      </w:r>
     </w:p>
     <w:p>
       <w:pPr>
@@ -4394,7 +3681,6 @@
             <w:pPr>
               <w:jc w:val="center"/>
             </w:pPr>
-            <w:proofErr w:type="spellStart"/>
             <w:r>
               <w:rPr>
                 <w:b/>
@@ -4403,7 +3689,6 @@
               </w:rPr>
               <w:t>Descripción</w:t>
             </w:r>
-            <w:proofErr w:type="spellEnd"/>
           </w:p>
         </w:tc>
       </w:tr>
@@ -4435,16 +3720,8 @@
               <w:rPr>
                 <w:sz w:val="19"/>
               </w:rPr>
-              <w:t xml:space="preserve">Nombre de </w:t>
-            </w:r>
-            <w:proofErr w:type="spellStart"/>
-            <w:r>
-              <w:rPr>
-                <w:sz w:val="19"/>
-              </w:rPr>
-              <w:t>usuario</w:t>
-            </w:r>
-            <w:proofErr w:type="spellEnd"/>
+              <w:t>Nombre de usuario</w:t>
+            </w:r>
           </w:p>
         </w:tc>
       </w:tr>
@@ -4515,16 +3792,8 @@
               <w:rPr>
                 <w:sz w:val="19"/>
               </w:rPr>
-              <w:t xml:space="preserve">Correo </w:t>
-            </w:r>
-            <w:proofErr w:type="spellStart"/>
-            <w:r>
-              <w:rPr>
-                <w:sz w:val="19"/>
-              </w:rPr>
-              <w:t>electrónico</w:t>
-            </w:r>
-            <w:proofErr w:type="spellEnd"/>
+              <w:t>Correo electrónico</w:t>
+            </w:r>
           </w:p>
         </w:tc>
       </w:tr>
@@ -4538,14 +3807,12 @@
             <w:shd w:val="clear" w:color="auto" w:fill="FFFFFF"/>
           </w:tcPr>
           <w:p>
-            <w:proofErr w:type="spellStart"/>
             <w:r>
               <w:rPr>
                 <w:sz w:val="19"/>
               </w:rPr>
               <w:t>Teléfono</w:t>
             </w:r>
-            <w:proofErr w:type="spellEnd"/>
           </w:p>
         </w:tc>
         <w:tc>
@@ -4554,28 +3821,12 @@
             <w:shd w:val="clear" w:color="auto" w:fill="FFFFFF"/>
           </w:tcPr>
           <w:p>
-            <w:proofErr w:type="spellStart"/>
             <w:r>
               <w:rPr>
                 <w:sz w:val="19"/>
               </w:rPr>
-              <w:t>Número</w:t>
-            </w:r>
-            <w:proofErr w:type="spellEnd"/>
-            <w:r>
-              <w:rPr>
-                <w:sz w:val="19"/>
-              </w:rPr>
-              <w:t xml:space="preserve"> de </w:t>
-            </w:r>
-            <w:proofErr w:type="spellStart"/>
-            <w:r>
-              <w:rPr>
-                <w:sz w:val="19"/>
-              </w:rPr>
-              <w:t>teléfono</w:t>
-            </w:r>
-            <w:proofErr w:type="spellEnd"/>
+              <w:t>Número de teléfono</w:t>
+            </w:r>
           </w:p>
         </w:tc>
       </w:tr>
@@ -4628,14 +3879,12 @@
             <w:shd w:val="clear" w:color="auto" w:fill="FFFFFF"/>
           </w:tcPr>
           <w:p>
-            <w:proofErr w:type="spellStart"/>
             <w:r>
               <w:rPr>
                 <w:sz w:val="19"/>
               </w:rPr>
               <w:t>Activo</w:t>
             </w:r>
-            <w:proofErr w:type="spellEnd"/>
           </w:p>
         </w:tc>
         <w:tc>
@@ -4713,25 +3962,7 @@
           <w:color w:val="0074D9"/>
           <w:sz w:val="24"/>
         </w:rPr>
-        <w:t xml:space="preserve">6.2 </w:t>
-      </w:r>
-      <w:proofErr w:type="spellStart"/>
-      <w:r>
-        <w:rPr>
-          <w:b/>
-          <w:color w:val="0074D9"/>
-          <w:sz w:val="24"/>
-        </w:rPr>
-        <w:t>Editar</w:t>
-      </w:r>
-      <w:proofErr w:type="spellEnd"/>
-      <w:r>
-        <w:rPr>
-          <w:b/>
-          <w:color w:val="0074D9"/>
-          <w:sz w:val="24"/>
-        </w:rPr>
-        <w:t xml:space="preserve"> Usuario</w:t>
+        <w:t>6.2 Editar Usuario</w:t>
       </w:r>
     </w:p>
     <w:p>
@@ -4970,23 +4201,7 @@
         <w:t xml:space="preserve">Al ingresar al módulo, se muestran las facultades organizadas en tarjetas. </w:t>
       </w:r>
       <w:r>
-        <w:t xml:space="preserve">Cada </w:t>
-      </w:r>
-      <w:proofErr w:type="spellStart"/>
-      <w:r>
-        <w:t>tarjeta</w:t>
-      </w:r>
-      <w:proofErr w:type="spellEnd"/>
-      <w:r>
-        <w:t xml:space="preserve"> </w:t>
-      </w:r>
-      <w:proofErr w:type="spellStart"/>
-      <w:r>
-        <w:t>contiene</w:t>
-      </w:r>
-      <w:proofErr w:type="spellEnd"/>
-      <w:r>
-        <w:t>:</w:t>
+        <w:t>Cada tarjeta contiene:</w:t>
       </w:r>
     </w:p>
     <w:p>
@@ -4996,15 +4211,7 @@
         <w:ind w:left="432"/>
       </w:pPr>
       <w:r>
-        <w:t xml:space="preserve">Nombre de la </w:t>
-      </w:r>
-      <w:proofErr w:type="spellStart"/>
-      <w:r>
-        <w:t>facultad</w:t>
-      </w:r>
-      <w:proofErr w:type="spellEnd"/>
-      <w:r>
-        <w:t>.</w:t>
+        <w:t>Nombre de la facultad.</w:t>
       </w:r>
     </w:p>
     <w:p>
@@ -5013,13 +4220,8 @@
         <w:spacing w:after="60"/>
         <w:ind w:left="432"/>
       </w:pPr>
-      <w:proofErr w:type="spellStart"/>
-      <w:r>
-        <w:t>Descripción</w:t>
-      </w:r>
-      <w:proofErr w:type="spellEnd"/>
-      <w:r>
-        <w:t>.</w:t>
+      <w:r>
+        <w:t>Descripción.</w:t>
       </w:r>
     </w:p>
     <w:p>
@@ -5029,23 +4231,7 @@
         <w:ind w:left="432"/>
       </w:pPr>
       <w:r>
-        <w:t>Estado (</w:t>
-      </w:r>
-      <w:proofErr w:type="spellStart"/>
-      <w:r>
-        <w:t>Activo</w:t>
-      </w:r>
-      <w:proofErr w:type="spellEnd"/>
-      <w:r>
-        <w:t>/</w:t>
-      </w:r>
-      <w:proofErr w:type="spellStart"/>
-      <w:r>
-        <w:t>Inactivo</w:t>
-      </w:r>
-      <w:proofErr w:type="spellEnd"/>
-      <w:r>
-        <w:t>).</w:t>
+        <w:t>Estado (Activo/Inactivo).</w:t>
       </w:r>
     </w:p>
     <w:p>
@@ -5148,36 +4334,8 @@
           <w:color w:val="0074D9"/>
           <w:sz w:val="24"/>
         </w:rPr>
-        <w:t xml:space="preserve">7.2 Crear </w:t>
-      </w:r>
-      <w:proofErr w:type="spellStart"/>
-      <w:r>
-        <w:rPr>
-          <w:b/>
-          <w:color w:val="0074D9"/>
-          <w:sz w:val="24"/>
-        </w:rPr>
-        <w:t>una</w:t>
-      </w:r>
-      <w:proofErr w:type="spellEnd"/>
-      <w:r>
-        <w:rPr>
-          <w:b/>
-          <w:color w:val="0074D9"/>
-          <w:sz w:val="24"/>
-        </w:rPr>
-        <w:t xml:space="preserve"> </w:t>
-      </w:r>
-      <w:proofErr w:type="spellStart"/>
-      <w:r>
-        <w:rPr>
-          <w:b/>
-          <w:color w:val="0074D9"/>
-          <w:sz w:val="24"/>
-        </w:rPr>
-        <w:t>Facultad</w:t>
-      </w:r>
-      <w:proofErr w:type="spellEnd"/>
+        <w:t>7.2 Crear una Facultad</w:t>
+      </w:r>
     </w:p>
     <w:p>
       <w:pPr>
@@ -5261,47 +4419,13 @@
       <w:pPr>
         <w:jc w:val="center"/>
       </w:pPr>
-      <w:proofErr w:type="spellStart"/>
       <w:r>
         <w:rPr>
           <w:b/>
           <w:sz w:val="45"/>
         </w:rPr>
-        <w:t>Figura</w:t>
-      </w:r>
-      <w:proofErr w:type="spellEnd"/>
-      <w:r>
-        <w:rPr>
-          <w:b/>
-          <w:sz w:val="45"/>
-        </w:rPr>
-        <w:t xml:space="preserve">: </w:t>
-      </w:r>
-      <w:proofErr w:type="spellStart"/>
-      <w:r>
-        <w:rPr>
-          <w:b/>
-          <w:sz w:val="45"/>
-        </w:rPr>
-        <w:t>Creación</w:t>
-      </w:r>
-      <w:proofErr w:type="spellEnd"/>
-      <w:r>
-        <w:rPr>
-          <w:b/>
-          <w:sz w:val="45"/>
-        </w:rPr>
-        <w:t xml:space="preserve"> de </w:t>
-      </w:r>
-      <w:proofErr w:type="spellStart"/>
-      <w:r>
-        <w:rPr>
-          <w:b/>
-          <w:sz w:val="45"/>
-        </w:rPr>
-        <w:t>departamentos</w:t>
-      </w:r>
-      <w:proofErr w:type="spellEnd"/>
+        <w:t>Figura: Creación de departamentos</w:t>
+      </w:r>
     </w:p>
     <w:p>
       <w:pPr>
@@ -5309,21 +4433,8 @@
         <w:spacing w:after="60"/>
         <w:ind w:left="432"/>
       </w:pPr>
-      <w:proofErr w:type="spellStart"/>
-      <w:r>
-        <w:t>Presionar</w:t>
-      </w:r>
-      <w:proofErr w:type="spellEnd"/>
-      <w:r>
-        <w:t xml:space="preserve"> '</w:t>
-      </w:r>
-      <w:proofErr w:type="spellStart"/>
-      <w:r>
-        <w:t>Guardar</w:t>
-      </w:r>
-      <w:proofErr w:type="spellEnd"/>
-      <w:r>
-        <w:t>'.</w:t>
+      <w:r>
+        <w:t>Presionar 'Guardar'.</w:t>
       </w:r>
     </w:p>
     <w:p>
@@ -5333,54 +4444,112 @@
           <w:color w:val="0074D9"/>
           <w:sz w:val="24"/>
         </w:rPr>
-        <w:t xml:space="preserve">7.3 </w:t>
-      </w:r>
-      <w:proofErr w:type="spellStart"/>
+        <w:t>7.3 Editar una Facultad</w:t>
+      </w:r>
+    </w:p>
+    <w:p>
+      <w:pPr>
+        <w:pStyle w:val="Listaconnmeros"/>
+        <w:spacing w:after="60"/>
+        <w:ind w:left="432"/>
+        <w:rPr>
+          <w:lang w:val="es-DO"/>
+        </w:rPr>
+      </w:pPr>
+      <w:r>
+        <w:rPr>
+          <w:lang w:val="es-DO"/>
+        </w:rPr>
+        <w:t>Hacer clic en el botón 'Editar' de la facultad deseada.</w:t>
+      </w:r>
+    </w:p>
+    <w:p>
+      <w:pPr>
+        <w:pStyle w:val="Listaconnmeros"/>
+        <w:spacing w:after="60"/>
+        <w:ind w:left="432"/>
+      </w:pPr>
+      <w:r>
+        <w:t>Modificar los campos necesarios.</w:t>
+      </w:r>
+    </w:p>
+    <w:p>
+      <w:pPr>
+        <w:pStyle w:val="Listaconnmeros"/>
+        <w:spacing w:after="60"/>
+        <w:ind w:left="432"/>
+      </w:pPr>
+      <w:r>
+        <w:t>Presionar 'Guardar'.</w:t>
+      </w:r>
+    </w:p>
+    <w:p>
       <w:r>
         <w:rPr>
           <w:b/>
           <w:color w:val="0074D9"/>
           <w:sz w:val="24"/>
         </w:rPr>
-        <w:t>Editar</w:t>
-      </w:r>
-      <w:proofErr w:type="spellEnd"/>
+        <w:t>7.4 Eliminar una Facultad</w:t>
+      </w:r>
+    </w:p>
+    <w:p>
+      <w:pPr>
+        <w:pStyle w:val="Listaconnmeros"/>
+        <w:spacing w:after="60"/>
+        <w:ind w:left="432"/>
+        <w:rPr>
+          <w:lang w:val="es-DO"/>
+        </w:rPr>
+      </w:pPr>
+      <w:r>
+        <w:rPr>
+          <w:lang w:val="es-DO"/>
+        </w:rPr>
+        <w:t>Hacer clic en el botón 'Eliminar' de la facultad deseada.</w:t>
+      </w:r>
+    </w:p>
+    <w:p>
+      <w:pPr>
+        <w:pStyle w:val="Listaconnmeros"/>
+        <w:spacing w:after="60"/>
+        <w:ind w:left="432"/>
+        <w:rPr>
+          <w:lang w:val="es-DO"/>
+        </w:rPr>
+      </w:pPr>
+      <w:r>
+        <w:rPr>
+          <w:lang w:val="es-DO"/>
+        </w:rPr>
+        <w:t>Confirmar la eliminación en el cuadro de diálogo.</w:t>
+      </w:r>
+    </w:p>
+    <w:p>
+      <w:pPr>
+        <w:pStyle w:val="Listaconnmeros"/>
+        <w:spacing w:after="60"/>
+        <w:ind w:left="432"/>
+        <w:rPr>
+          <w:lang w:val="es-DO"/>
+        </w:rPr>
+      </w:pPr>
+      <w:r>
+        <w:rPr>
+          <w:lang w:val="es-DO"/>
+        </w:rPr>
+        <w:t>La facultad será eliminada junto con sus departamentos asociados.</w:t>
+      </w:r>
+    </w:p>
+    <w:p>
       <w:r>
         <w:rPr>
           <w:b/>
           <w:color w:val="0074D9"/>
           <w:sz w:val="24"/>
         </w:rPr>
-        <w:t xml:space="preserve"> </w:t>
-      </w:r>
-      <w:proofErr w:type="spellStart"/>
-      <w:r>
-        <w:rPr>
-          <w:b/>
-          <w:color w:val="0074D9"/>
-          <w:sz w:val="24"/>
-        </w:rPr>
-        <w:t>una</w:t>
-      </w:r>
-      <w:proofErr w:type="spellEnd"/>
-      <w:r>
-        <w:rPr>
-          <w:b/>
-          <w:color w:val="0074D9"/>
-          <w:sz w:val="24"/>
-        </w:rPr>
-        <w:t xml:space="preserve"> </w:t>
-      </w:r>
-      <w:proofErr w:type="spellStart"/>
-      <w:r>
-        <w:rPr>
-          <w:b/>
-          <w:color w:val="0074D9"/>
-          <w:sz w:val="24"/>
-        </w:rPr>
-        <w:t>Facultad</w:t>
-      </w:r>
-      <w:proofErr w:type="spellEnd"/>
+        <w:t>7.5 Crear un Departamento</w:t>
+      </w:r>
     </w:p>
     <w:p>
       <w:pPr>
@@ -5395,7 +4564,7 @@
         <w:rPr>
           <w:lang w:val="es-DO"/>
         </w:rPr>
-        <w:t>Hacer clic en el botón 'Editar' de la facultad deseada.</w:t>
+        <w:t>Hacer clic en el botón '+ Depto' de la facultad correspondiente.</w:t>
       </w:r>
     </w:p>
     <w:p>
@@ -5403,30 +4572,15 @@
         <w:pStyle w:val="Listaconnmeros"/>
         <w:spacing w:after="60"/>
         <w:ind w:left="432"/>
-      </w:pPr>
-      <w:proofErr w:type="spellStart"/>
-      <w:r>
-        <w:t>Modificar</w:t>
-      </w:r>
-      <w:proofErr w:type="spellEnd"/>
-      <w:r>
-        <w:t xml:space="preserve"> </w:t>
-      </w:r>
-      <w:proofErr w:type="spellStart"/>
-      <w:r>
-        <w:t>los</w:t>
-      </w:r>
-      <w:proofErr w:type="spellEnd"/>
-      <w:r>
-        <w:t xml:space="preserve"> campos </w:t>
-      </w:r>
-      <w:proofErr w:type="spellStart"/>
-      <w:r>
-        <w:t>necesarios</w:t>
-      </w:r>
-      <w:proofErr w:type="spellEnd"/>
-      <w:r>
-        <w:t>.</w:t>
+        <w:rPr>
+          <w:lang w:val="es-DO"/>
+        </w:rPr>
+      </w:pPr>
+      <w:r>
+        <w:rPr>
+          <w:lang w:val="es-DO"/>
+        </w:rPr>
+        <w:t>Completar los campos: Nombre (requerido), Descripción, Facultad, Activo.</w:t>
       </w:r>
     </w:p>
     <w:p>
@@ -5435,190 +4589,8 @@
         <w:spacing w:after="60"/>
         <w:ind w:left="432"/>
       </w:pPr>
-      <w:proofErr w:type="spellStart"/>
-      <w:r>
-        <w:t>Presionar</w:t>
-      </w:r>
-      <w:proofErr w:type="spellEnd"/>
-      <w:r>
-        <w:t xml:space="preserve"> '</w:t>
-      </w:r>
-      <w:proofErr w:type="spellStart"/>
-      <w:r>
-        <w:t>Guardar</w:t>
-      </w:r>
-      <w:proofErr w:type="spellEnd"/>
-      <w:r>
-        <w:t>'.</w:t>
-      </w:r>
-    </w:p>
-    <w:p>
-      <w:r>
-        <w:rPr>
-          <w:b/>
-          <w:color w:val="0074D9"/>
-          <w:sz w:val="24"/>
-        </w:rPr>
-        <w:t xml:space="preserve">7.4 </w:t>
-      </w:r>
-      <w:proofErr w:type="spellStart"/>
-      <w:r>
-        <w:rPr>
-          <w:b/>
-          <w:color w:val="0074D9"/>
-          <w:sz w:val="24"/>
-        </w:rPr>
-        <w:t>Eliminar</w:t>
-      </w:r>
-      <w:proofErr w:type="spellEnd"/>
-      <w:r>
-        <w:rPr>
-          <w:b/>
-          <w:color w:val="0074D9"/>
-          <w:sz w:val="24"/>
-        </w:rPr>
-        <w:t xml:space="preserve"> </w:t>
-      </w:r>
-      <w:proofErr w:type="spellStart"/>
-      <w:r>
-        <w:rPr>
-          <w:b/>
-          <w:color w:val="0074D9"/>
-          <w:sz w:val="24"/>
-        </w:rPr>
-        <w:t>una</w:t>
-      </w:r>
-      <w:proofErr w:type="spellEnd"/>
-      <w:r>
-        <w:rPr>
-          <w:b/>
-          <w:color w:val="0074D9"/>
-          <w:sz w:val="24"/>
-        </w:rPr>
-        <w:t xml:space="preserve"> </w:t>
-      </w:r>
-      <w:proofErr w:type="spellStart"/>
-      <w:r>
-        <w:rPr>
-          <w:b/>
-          <w:color w:val="0074D9"/>
-          <w:sz w:val="24"/>
-        </w:rPr>
-        <w:t>Facultad</w:t>
-      </w:r>
-      <w:proofErr w:type="spellEnd"/>
-    </w:p>
-    <w:p>
-      <w:pPr>
-        <w:pStyle w:val="Listaconnmeros"/>
-        <w:spacing w:after="60"/>
-        <w:ind w:left="432"/>
-        <w:rPr>
-          <w:lang w:val="es-DO"/>
-        </w:rPr>
-      </w:pPr>
-      <w:r>
-        <w:rPr>
-          <w:lang w:val="es-DO"/>
-        </w:rPr>
-        <w:t>Hacer clic en el botón 'Eliminar' de la facultad deseada.</w:t>
-      </w:r>
-    </w:p>
-    <w:p>
-      <w:pPr>
-        <w:pStyle w:val="Listaconnmeros"/>
-        <w:spacing w:after="60"/>
-        <w:ind w:left="432"/>
-        <w:rPr>
-          <w:lang w:val="es-DO"/>
-        </w:rPr>
-      </w:pPr>
-      <w:r>
-        <w:rPr>
-          <w:lang w:val="es-DO"/>
-        </w:rPr>
-        <w:t>Confirmar la eliminación en el cuadro de diálogo.</w:t>
-      </w:r>
-    </w:p>
-    <w:p>
-      <w:pPr>
-        <w:pStyle w:val="Listaconnmeros"/>
-        <w:spacing w:after="60"/>
-        <w:ind w:left="432"/>
-        <w:rPr>
-          <w:lang w:val="es-DO"/>
-        </w:rPr>
-      </w:pPr>
-      <w:r>
-        <w:rPr>
-          <w:lang w:val="es-DO"/>
-        </w:rPr>
-        <w:t>La facultad será eliminada junto con sus departamentos asociados.</w:t>
-      </w:r>
-    </w:p>
-    <w:p>
-      <w:r>
-        <w:rPr>
-          <w:b/>
-          <w:color w:val="0074D9"/>
-          <w:sz w:val="24"/>
-        </w:rPr>
-        <w:t>7.5 Crear un Departamento</w:t>
-      </w:r>
-    </w:p>
-    <w:p>
-      <w:pPr>
-        <w:pStyle w:val="Listaconnmeros"/>
-        <w:spacing w:after="60"/>
-        <w:ind w:left="432"/>
-        <w:rPr>
-          <w:lang w:val="es-DO"/>
-        </w:rPr>
-      </w:pPr>
-      <w:r>
-        <w:rPr>
-          <w:lang w:val="es-DO"/>
-        </w:rPr>
-        <w:t>Hacer clic en el botón '+ Depto' de la facultad correspondiente.</w:t>
-      </w:r>
-    </w:p>
-    <w:p>
-      <w:pPr>
-        <w:pStyle w:val="Listaconnmeros"/>
-        <w:spacing w:after="60"/>
-        <w:ind w:left="432"/>
-        <w:rPr>
-          <w:lang w:val="es-DO"/>
-        </w:rPr>
-      </w:pPr>
-      <w:r>
-        <w:rPr>
-          <w:lang w:val="es-DO"/>
-        </w:rPr>
-        <w:t>Completar los campos: Nombre (requerido), Descripción, Facultad, Activo.</w:t>
-      </w:r>
-    </w:p>
-    <w:p>
-      <w:pPr>
-        <w:pStyle w:val="Listaconnmeros"/>
-        <w:spacing w:after="60"/>
-        <w:ind w:left="432"/>
-      </w:pPr>
-      <w:proofErr w:type="spellStart"/>
-      <w:r>
-        <w:t>Presionar</w:t>
-      </w:r>
-      <w:proofErr w:type="spellEnd"/>
-      <w:r>
-        <w:t xml:space="preserve"> '</w:t>
-      </w:r>
-      <w:proofErr w:type="spellStart"/>
-      <w:r>
-        <w:t>Guardar</w:t>
-      </w:r>
-      <w:proofErr w:type="spellEnd"/>
-      <w:r>
-        <w:t>'.</w:t>
+      <w:r>
+        <w:t>Presionar 'Guardar'.</w:t>
       </w:r>
     </w:p>
     <w:tbl>
@@ -5811,36 +4783,8 @@
           <w:color w:val="0074D9"/>
           <w:sz w:val="24"/>
         </w:rPr>
-        <w:t xml:space="preserve">8.1 </w:t>
-      </w:r>
-      <w:proofErr w:type="spellStart"/>
-      <w:r>
-        <w:rPr>
-          <w:b/>
-          <w:color w:val="0074D9"/>
-          <w:sz w:val="24"/>
-        </w:rPr>
-        <w:t>Pantalla</w:t>
-      </w:r>
-      <w:proofErr w:type="spellEnd"/>
-      <w:r>
-        <w:rPr>
-          <w:b/>
-          <w:color w:val="0074D9"/>
-          <w:sz w:val="24"/>
-        </w:rPr>
-        <w:t xml:space="preserve"> de </w:t>
-      </w:r>
-      <w:proofErr w:type="spellStart"/>
-      <w:r>
-        <w:rPr>
-          <w:b/>
-          <w:color w:val="0074D9"/>
-          <w:sz w:val="24"/>
-        </w:rPr>
-        <w:t>Períodos</w:t>
-      </w:r>
-      <w:proofErr w:type="spellEnd"/>
+        <w:t>8.1 Pantalla de Períodos</w:t>
+      </w:r>
     </w:p>
     <w:tbl>
       <w:tblPr>
@@ -5885,7 +4829,6 @@
             <w:pPr>
               <w:jc w:val="center"/>
             </w:pPr>
-            <w:proofErr w:type="spellStart"/>
             <w:r>
               <w:rPr>
                 <w:b/>
@@ -5894,7 +4837,6 @@
               </w:rPr>
               <w:t>Descripción</w:t>
             </w:r>
-            <w:proofErr w:type="spellEnd"/>
           </w:p>
         </w:tc>
       </w:tr>
@@ -5926,16 +4868,8 @@
               <w:rPr>
                 <w:sz w:val="19"/>
               </w:rPr>
-              <w:t xml:space="preserve">Nombre del </w:t>
-            </w:r>
-            <w:proofErr w:type="spellStart"/>
-            <w:r>
-              <w:rPr>
-                <w:sz w:val="19"/>
-              </w:rPr>
-              <w:t>período</w:t>
-            </w:r>
-            <w:proofErr w:type="spellEnd"/>
+              <w:t>Nombre del período</w:t>
+            </w:r>
           </w:p>
         </w:tc>
       </w:tr>
@@ -5949,28 +4883,12 @@
             <w:shd w:val="clear" w:color="auto" w:fill="FFFFFF"/>
           </w:tcPr>
           <w:p>
-            <w:proofErr w:type="spellStart"/>
             <w:r>
               <w:rPr>
                 <w:sz w:val="19"/>
               </w:rPr>
-              <w:t>Fecha</w:t>
-            </w:r>
-            <w:proofErr w:type="spellEnd"/>
-            <w:r>
-              <w:rPr>
-                <w:sz w:val="19"/>
-              </w:rPr>
-              <w:t xml:space="preserve"> </w:t>
-            </w:r>
-            <w:proofErr w:type="spellStart"/>
-            <w:r>
-              <w:rPr>
-                <w:sz w:val="19"/>
-              </w:rPr>
-              <w:t>Inicio</w:t>
-            </w:r>
-            <w:proofErr w:type="spellEnd"/>
+              <w:t>Fecha Inicio</w:t>
+            </w:r>
           </w:p>
         </w:tc>
         <w:tc>
@@ -6004,19 +4922,11 @@
             <w:shd w:val="clear" w:color="auto" w:fill="F2F3F4"/>
           </w:tcPr>
           <w:p>
-            <w:proofErr w:type="spellStart"/>
             <w:r>
               <w:rPr>
                 <w:sz w:val="19"/>
               </w:rPr>
-              <w:t>Fecha</w:t>
-            </w:r>
-            <w:proofErr w:type="spellEnd"/>
-            <w:r>
-              <w:rPr>
-                <w:sz w:val="19"/>
-              </w:rPr>
-              <w:t xml:space="preserve"> Fin</w:t>
+              <w:t>Fecha Fin</w:t>
             </w:r>
           </w:p>
         </w:tc>
@@ -6051,14 +4961,12 @@
             <w:shd w:val="clear" w:color="auto" w:fill="FFFFFF"/>
           </w:tcPr>
           <w:p>
-            <w:proofErr w:type="spellStart"/>
             <w:r>
               <w:rPr>
                 <w:sz w:val="19"/>
               </w:rPr>
               <w:t>Activo</w:t>
             </w:r>
-            <w:proofErr w:type="spellEnd"/>
           </w:p>
         </w:tc>
         <w:tc>
@@ -6106,42 +5014,12 @@
             <w:shd w:val="clear" w:color="auto" w:fill="F2F3F4"/>
           </w:tcPr>
           <w:p>
-            <w:proofErr w:type="spellStart"/>
             <w:r>
               <w:rPr>
                 <w:sz w:val="19"/>
               </w:rPr>
-              <w:t>Botones</w:t>
-            </w:r>
-            <w:proofErr w:type="spellEnd"/>
-            <w:r>
-              <w:rPr>
-                <w:sz w:val="19"/>
-              </w:rPr>
-              <w:t xml:space="preserve"> </w:t>
-            </w:r>
-            <w:proofErr w:type="spellStart"/>
-            <w:r>
-              <w:rPr>
-                <w:sz w:val="19"/>
-              </w:rPr>
-              <w:t>Editar</w:t>
-            </w:r>
-            <w:proofErr w:type="spellEnd"/>
-            <w:r>
-              <w:rPr>
-                <w:sz w:val="19"/>
-              </w:rPr>
-              <w:t xml:space="preserve"> y </w:t>
-            </w:r>
-            <w:proofErr w:type="spellStart"/>
-            <w:r>
-              <w:rPr>
-                <w:sz w:val="19"/>
-              </w:rPr>
-              <w:t>Eliminar</w:t>
-            </w:r>
-            <w:proofErr w:type="spellEnd"/>
+              <w:t>Botones Editar y Eliminar</w:t>
+            </w:r>
           </w:p>
         </w:tc>
       </w:tr>
@@ -6154,129 +5032,60 @@
           <w:color w:val="0074D9"/>
           <w:sz w:val="24"/>
         </w:rPr>
-        <w:t xml:space="preserve">8.2 Crear un </w:t>
-      </w:r>
-      <w:proofErr w:type="spellStart"/>
+        <w:t>8.2 Crear un Período</w:t>
+      </w:r>
+    </w:p>
+    <w:p>
+      <w:pPr>
+        <w:pStyle w:val="Listaconnmeros"/>
+        <w:spacing w:after="60"/>
+        <w:ind w:left="432"/>
+        <w:rPr>
+          <w:lang w:val="es-DO"/>
+        </w:rPr>
+      </w:pPr>
+      <w:r>
+        <w:rPr>
+          <w:lang w:val="es-DO"/>
+        </w:rPr>
+        <w:t>Presionar el botón '+ Nuevo Período'.</w:t>
+      </w:r>
+    </w:p>
+    <w:p>
+      <w:pPr>
+        <w:pStyle w:val="Listaconnmeros"/>
+        <w:spacing w:after="60"/>
+        <w:ind w:left="432"/>
+        <w:rPr>
+          <w:lang w:val="es-DO"/>
+        </w:rPr>
+      </w:pPr>
+      <w:r>
+        <w:rPr>
+          <w:lang w:val="es-DO"/>
+        </w:rPr>
+        <w:t>Completar: Nombre (requerido), Fecha Inicio (requerido), Fecha Fin (requerido), Activo.</w:t>
+      </w:r>
+    </w:p>
+    <w:p>
+      <w:pPr>
+        <w:pStyle w:val="Listaconnmeros"/>
+        <w:spacing w:after="60"/>
+        <w:ind w:left="432"/>
+      </w:pPr>
+      <w:r>
+        <w:t>Presionar 'Guardar'.</w:t>
+      </w:r>
+    </w:p>
+    <w:p>
       <w:r>
         <w:rPr>
           <w:b/>
           <w:color w:val="0074D9"/>
           <w:sz w:val="24"/>
         </w:rPr>
-        <w:t>Período</w:t>
-      </w:r>
-      <w:proofErr w:type="spellEnd"/>
-    </w:p>
-    <w:p>
-      <w:pPr>
-        <w:pStyle w:val="Listaconnmeros"/>
-        <w:spacing w:after="60"/>
-        <w:ind w:left="432"/>
-        <w:rPr>
-          <w:lang w:val="es-DO"/>
-        </w:rPr>
-      </w:pPr>
-      <w:r>
-        <w:rPr>
-          <w:lang w:val="es-DO"/>
-        </w:rPr>
-        <w:t>Presionar el botón '+ Nuevo Período'.</w:t>
-      </w:r>
-    </w:p>
-    <w:p>
-      <w:pPr>
-        <w:pStyle w:val="Listaconnmeros"/>
-        <w:spacing w:after="60"/>
-        <w:ind w:left="432"/>
-        <w:rPr>
-          <w:lang w:val="es-DO"/>
-        </w:rPr>
-      </w:pPr>
-      <w:r>
-        <w:rPr>
-          <w:lang w:val="es-DO"/>
-        </w:rPr>
-        <w:t>Completar: Nombre (requerido), Fecha Inicio (requerido), Fecha Fin (requerido), Activo.</w:t>
-      </w:r>
-    </w:p>
-    <w:p>
-      <w:pPr>
-        <w:pStyle w:val="Listaconnmeros"/>
-        <w:spacing w:after="60"/>
-        <w:ind w:left="432"/>
-      </w:pPr>
-      <w:proofErr w:type="spellStart"/>
-      <w:r>
-        <w:t>Presionar</w:t>
-      </w:r>
-      <w:proofErr w:type="spellEnd"/>
-      <w:r>
-        <w:t xml:space="preserve"> '</w:t>
-      </w:r>
-      <w:proofErr w:type="spellStart"/>
-      <w:r>
-        <w:t>Guardar</w:t>
-      </w:r>
-      <w:proofErr w:type="spellEnd"/>
-      <w:r>
-        <w:t>'.</w:t>
-      </w:r>
-    </w:p>
-    <w:p>
-      <w:r>
-        <w:rPr>
-          <w:b/>
-          <w:color w:val="0074D9"/>
-          <w:sz w:val="24"/>
-        </w:rPr>
-        <w:t xml:space="preserve">8.3 </w:t>
-      </w:r>
-      <w:proofErr w:type="spellStart"/>
-      <w:r>
-        <w:rPr>
-          <w:b/>
-          <w:color w:val="0074D9"/>
-          <w:sz w:val="24"/>
-        </w:rPr>
-        <w:t>Editar</w:t>
-      </w:r>
-      <w:proofErr w:type="spellEnd"/>
-      <w:r>
-        <w:rPr>
-          <w:b/>
-          <w:color w:val="0074D9"/>
-          <w:sz w:val="24"/>
-        </w:rPr>
-        <w:t xml:space="preserve"> o </w:t>
-      </w:r>
-      <w:proofErr w:type="spellStart"/>
-      <w:r>
-        <w:rPr>
-          <w:b/>
-          <w:color w:val="0074D9"/>
-          <w:sz w:val="24"/>
-        </w:rPr>
-        <w:t>Eliminar</w:t>
-      </w:r>
-      <w:proofErr w:type="spellEnd"/>
-      <w:r>
-        <w:rPr>
-          <w:b/>
-          <w:color w:val="0074D9"/>
-          <w:sz w:val="24"/>
-        </w:rPr>
-        <w:t xml:space="preserve"> un </w:t>
-      </w:r>
-      <w:proofErr w:type="spellStart"/>
-      <w:r>
-        <w:rPr>
-          <w:b/>
-          <w:color w:val="0074D9"/>
-          <w:sz w:val="24"/>
-        </w:rPr>
-        <w:t>Período</w:t>
-      </w:r>
-      <w:proofErr w:type="spellEnd"/>
+        <w:t>8.3 Editar o Eliminar un Período</w:t>
+      </w:r>
     </w:p>
     <w:p>
       <w:pPr>
@@ -6433,36 +5242,8 @@
           <w:color w:val="0074D9"/>
           <w:sz w:val="24"/>
         </w:rPr>
-        <w:t xml:space="preserve">9.1 </w:t>
-      </w:r>
-      <w:proofErr w:type="spellStart"/>
-      <w:r>
-        <w:rPr>
-          <w:b/>
-          <w:color w:val="0074D9"/>
-          <w:sz w:val="24"/>
-        </w:rPr>
-        <w:t>Pantalla</w:t>
-      </w:r>
-      <w:proofErr w:type="spellEnd"/>
-      <w:r>
-        <w:rPr>
-          <w:b/>
-          <w:color w:val="0074D9"/>
-          <w:sz w:val="24"/>
-        </w:rPr>
-        <w:t xml:space="preserve"> de </w:t>
-      </w:r>
-      <w:proofErr w:type="spellStart"/>
-      <w:r>
-        <w:rPr>
-          <w:b/>
-          <w:color w:val="0074D9"/>
-          <w:sz w:val="24"/>
-        </w:rPr>
-        <w:t>Criterios</w:t>
-      </w:r>
-      <w:proofErr w:type="spellEnd"/>
+        <w:t>9.1 Pantalla de Criterios</w:t>
+      </w:r>
     </w:p>
     <w:tbl>
       <w:tblPr>
@@ -6507,7 +5288,6 @@
             <w:pPr>
               <w:jc w:val="center"/>
             </w:pPr>
-            <w:proofErr w:type="spellStart"/>
             <w:r>
               <w:rPr>
                 <w:b/>
@@ -6516,7 +5296,6 @@
               </w:rPr>
               <w:t>Descripción</w:t>
             </w:r>
-            <w:proofErr w:type="spellEnd"/>
           </w:p>
         </w:tc>
       </w:tr>
@@ -6548,16 +5327,8 @@
               <w:rPr>
                 <w:sz w:val="19"/>
               </w:rPr>
-              <w:t xml:space="preserve">Nombre del </w:t>
-            </w:r>
-            <w:proofErr w:type="spellStart"/>
-            <w:r>
-              <w:rPr>
-                <w:sz w:val="19"/>
-              </w:rPr>
-              <w:t>criterio</w:t>
-            </w:r>
-            <w:proofErr w:type="spellEnd"/>
+              <w:t>Nombre del criterio</w:t>
+            </w:r>
           </w:p>
         </w:tc>
       </w:tr>
@@ -6571,14 +5342,12 @@
             <w:shd w:val="clear" w:color="auto" w:fill="FFFFFF"/>
           </w:tcPr>
           <w:p>
-            <w:proofErr w:type="spellStart"/>
             <w:r>
               <w:rPr>
                 <w:sz w:val="19"/>
               </w:rPr>
               <w:t>Descripción</w:t>
             </w:r>
-            <w:proofErr w:type="spellEnd"/>
           </w:p>
         </w:tc>
         <w:tc>
@@ -6587,28 +5356,12 @@
             <w:shd w:val="clear" w:color="auto" w:fill="FFFFFF"/>
           </w:tcPr>
           <w:p>
-            <w:proofErr w:type="spellStart"/>
             <w:r>
               <w:rPr>
                 <w:sz w:val="19"/>
               </w:rPr>
-              <w:t>Descripción</w:t>
-            </w:r>
-            <w:proofErr w:type="spellEnd"/>
-            <w:r>
-              <w:rPr>
-                <w:sz w:val="19"/>
-              </w:rPr>
-              <w:t xml:space="preserve"> del </w:t>
-            </w:r>
-            <w:proofErr w:type="spellStart"/>
-            <w:r>
-              <w:rPr>
-                <w:sz w:val="19"/>
-              </w:rPr>
-              <w:t>criterio</w:t>
-            </w:r>
-            <w:proofErr w:type="spellEnd"/>
+              <w:t>Descripción del criterio</w:t>
+            </w:r>
           </w:p>
         </w:tc>
       </w:tr>
@@ -6622,14 +5375,12 @@
             <w:shd w:val="clear" w:color="auto" w:fill="F2F3F4"/>
           </w:tcPr>
           <w:p>
-            <w:proofErr w:type="spellStart"/>
             <w:r>
               <w:rPr>
                 <w:sz w:val="19"/>
               </w:rPr>
               <w:t>Período</w:t>
             </w:r>
-            <w:proofErr w:type="spellEnd"/>
           </w:p>
         </w:tc>
         <w:tc>
@@ -6638,42 +5389,12 @@
             <w:shd w:val="clear" w:color="auto" w:fill="F2F3F4"/>
           </w:tcPr>
           <w:p>
-            <w:proofErr w:type="spellStart"/>
             <w:r>
               <w:rPr>
                 <w:sz w:val="19"/>
               </w:rPr>
-              <w:t>Período</w:t>
-            </w:r>
-            <w:proofErr w:type="spellEnd"/>
-            <w:r>
-              <w:rPr>
-                <w:sz w:val="19"/>
-              </w:rPr>
-              <w:t xml:space="preserve"> al </w:t>
-            </w:r>
-            <w:proofErr w:type="spellStart"/>
-            <w:r>
-              <w:rPr>
-                <w:sz w:val="19"/>
-              </w:rPr>
-              <w:t>que</w:t>
-            </w:r>
-            <w:proofErr w:type="spellEnd"/>
-            <w:r>
-              <w:rPr>
-                <w:sz w:val="19"/>
-              </w:rPr>
-              <w:t xml:space="preserve"> </w:t>
-            </w:r>
-            <w:proofErr w:type="spellStart"/>
-            <w:r>
-              <w:rPr>
-                <w:sz w:val="19"/>
-              </w:rPr>
-              <w:t>pertenece</w:t>
-            </w:r>
-            <w:proofErr w:type="spellEnd"/>
+              <w:t>Período al que pertenece</w:t>
+            </w:r>
           </w:p>
         </w:tc>
       </w:tr>
@@ -6687,14 +5408,12 @@
             <w:shd w:val="clear" w:color="auto" w:fill="FFFFFF"/>
           </w:tcPr>
           <w:p>
-            <w:proofErr w:type="spellStart"/>
             <w:r>
               <w:rPr>
                 <w:sz w:val="19"/>
               </w:rPr>
               <w:t>Activo</w:t>
             </w:r>
-            <w:proofErr w:type="spellEnd"/>
           </w:p>
         </w:tc>
         <w:tc>
@@ -6703,28 +5422,12 @@
             <w:shd w:val="clear" w:color="auto" w:fill="FFFFFF"/>
           </w:tcPr>
           <w:p>
-            <w:proofErr w:type="spellStart"/>
             <w:r>
               <w:rPr>
                 <w:sz w:val="19"/>
               </w:rPr>
-              <w:t>Indicador</w:t>
-            </w:r>
-            <w:proofErr w:type="spellEnd"/>
-            <w:r>
-              <w:rPr>
-                <w:sz w:val="19"/>
-              </w:rPr>
-              <w:t xml:space="preserve"> de </w:t>
-            </w:r>
-            <w:proofErr w:type="spellStart"/>
-            <w:r>
-              <w:rPr>
-                <w:sz w:val="19"/>
-              </w:rPr>
-              <w:t>actividad</w:t>
-            </w:r>
-            <w:proofErr w:type="spellEnd"/>
+              <w:t>Indicador de actividad</w:t>
+            </w:r>
           </w:p>
         </w:tc>
       </w:tr>
@@ -6752,42 +5455,12 @@
             <w:shd w:val="clear" w:color="auto" w:fill="F2F3F4"/>
           </w:tcPr>
           <w:p>
-            <w:proofErr w:type="spellStart"/>
             <w:r>
               <w:rPr>
                 <w:sz w:val="19"/>
               </w:rPr>
-              <w:t>Botones</w:t>
-            </w:r>
-            <w:proofErr w:type="spellEnd"/>
-            <w:r>
-              <w:rPr>
-                <w:sz w:val="19"/>
-              </w:rPr>
-              <w:t xml:space="preserve"> </w:t>
-            </w:r>
-            <w:proofErr w:type="spellStart"/>
-            <w:r>
-              <w:rPr>
-                <w:sz w:val="19"/>
-              </w:rPr>
-              <w:t>Editar</w:t>
-            </w:r>
-            <w:proofErr w:type="spellEnd"/>
-            <w:r>
-              <w:rPr>
-                <w:sz w:val="19"/>
-              </w:rPr>
-              <w:t xml:space="preserve"> y </w:t>
-            </w:r>
-            <w:proofErr w:type="spellStart"/>
-            <w:r>
-              <w:rPr>
-                <w:sz w:val="19"/>
-              </w:rPr>
-              <w:t>Eliminar</w:t>
-            </w:r>
-            <w:proofErr w:type="spellEnd"/>
+              <w:t>Botones Editar y Eliminar</w:t>
+            </w:r>
           </w:p>
         </w:tc>
       </w:tr>
@@ -6800,18 +5473,8 @@
           <w:color w:val="0074D9"/>
           <w:sz w:val="24"/>
         </w:rPr>
-        <w:t xml:space="preserve">9.2 Crear un </w:t>
-      </w:r>
-      <w:proofErr w:type="spellStart"/>
-      <w:r>
-        <w:rPr>
-          <w:b/>
-          <w:color w:val="0074D9"/>
-          <w:sz w:val="24"/>
-        </w:rPr>
-        <w:t>Criterio</w:t>
-      </w:r>
-      <w:proofErr w:type="spellEnd"/>
+        <w:t>9.2 Crear un Criterio</w:t>
+      </w:r>
     </w:p>
     <w:p>
       <w:pPr>
@@ -6819,21 +5482,8 @@
         <w:spacing w:after="60"/>
         <w:ind w:left="432"/>
       </w:pPr>
-      <w:proofErr w:type="spellStart"/>
-      <w:r>
-        <w:t>Presionar</w:t>
-      </w:r>
-      <w:proofErr w:type="spellEnd"/>
-      <w:r>
-        <w:t xml:space="preserve"> '+ Nuevo </w:t>
-      </w:r>
-      <w:proofErr w:type="spellStart"/>
-      <w:r>
-        <w:t>Criterio</w:t>
-      </w:r>
-      <w:proofErr w:type="spellEnd"/>
-      <w:r>
-        <w:t>'.</w:t>
+      <w:r>
+        <w:t>Presionar '+ Nuevo Criterio'.</w:t>
       </w:r>
     </w:p>
     <w:p>
@@ -6858,21 +5508,8 @@
         <w:spacing w:after="60"/>
         <w:ind w:left="432"/>
       </w:pPr>
-      <w:proofErr w:type="spellStart"/>
-      <w:r>
-        <w:t>Presionar</w:t>
-      </w:r>
-      <w:proofErr w:type="spellEnd"/>
-      <w:r>
-        <w:t xml:space="preserve"> '</w:t>
-      </w:r>
-      <w:proofErr w:type="spellStart"/>
-      <w:r>
-        <w:t>Guardar</w:t>
-      </w:r>
-      <w:proofErr w:type="spellEnd"/>
-      <w:r>
-        <w:t>'.</w:t>
+      <w:r>
+        <w:t>Presionar 'Guardar'.</w:t>
       </w:r>
     </w:p>
     <w:p>
@@ -6888,36 +5525,8 @@
           <w:sz w:val="30"/>
         </w:rPr>
         <w:lastRenderedPageBreak/>
-        <w:t xml:space="preserve">10. </w:t>
-      </w:r>
-      <w:proofErr w:type="spellStart"/>
-      <w:r>
-        <w:rPr>
-          <w:b/>
-          <w:color w:val="004488"/>
-          <w:sz w:val="30"/>
-        </w:rPr>
-        <w:t>Gestión</w:t>
-      </w:r>
-      <w:proofErr w:type="spellEnd"/>
-      <w:r>
-        <w:rPr>
-          <w:b/>
-          <w:color w:val="004488"/>
-          <w:sz w:val="30"/>
-        </w:rPr>
-        <w:t xml:space="preserve"> de </w:t>
-      </w:r>
-      <w:proofErr w:type="spellStart"/>
-      <w:r>
-        <w:rPr>
-          <w:b/>
-          <w:color w:val="004488"/>
-          <w:sz w:val="30"/>
-        </w:rPr>
-        <w:t>Indicadores</w:t>
-      </w:r>
-      <w:proofErr w:type="spellEnd"/>
+        <w:t>10. Gestión de Indicadores</w:t>
+      </w:r>
     </w:p>
     <w:p>
       <w:pPr>
@@ -7009,36 +5618,8 @@
           <w:color w:val="0074D9"/>
           <w:sz w:val="24"/>
         </w:rPr>
-        <w:t xml:space="preserve">10.1 </w:t>
-      </w:r>
-      <w:proofErr w:type="spellStart"/>
-      <w:r>
-        <w:rPr>
-          <w:b/>
-          <w:color w:val="0074D9"/>
-          <w:sz w:val="24"/>
-        </w:rPr>
-        <w:t>Pantalla</w:t>
-      </w:r>
-      <w:proofErr w:type="spellEnd"/>
-      <w:r>
-        <w:rPr>
-          <w:b/>
-          <w:color w:val="0074D9"/>
-          <w:sz w:val="24"/>
-        </w:rPr>
-        <w:t xml:space="preserve"> de </w:t>
-      </w:r>
-      <w:proofErr w:type="spellStart"/>
-      <w:r>
-        <w:rPr>
-          <w:b/>
-          <w:color w:val="0074D9"/>
-          <w:sz w:val="24"/>
-        </w:rPr>
-        <w:t>Indicadores</w:t>
-      </w:r>
-      <w:proofErr w:type="spellEnd"/>
+        <w:t>10.1 Pantalla de Indicadores</w:t>
+      </w:r>
     </w:p>
     <w:tbl>
       <w:tblPr>
@@ -7083,7 +5664,6 @@
             <w:pPr>
               <w:jc w:val="center"/>
             </w:pPr>
-            <w:proofErr w:type="spellStart"/>
             <w:r>
               <w:rPr>
                 <w:b/>
@@ -7092,7 +5672,6 @@
               </w:rPr>
               <w:t>Descripción</w:t>
             </w:r>
-            <w:proofErr w:type="spellEnd"/>
           </w:p>
         </w:tc>
       </w:tr>
@@ -7124,16 +5703,8 @@
               <w:rPr>
                 <w:sz w:val="19"/>
               </w:rPr>
-              <w:t xml:space="preserve">Nombre del </w:t>
-            </w:r>
-            <w:proofErr w:type="spellStart"/>
-            <w:r>
-              <w:rPr>
-                <w:sz w:val="19"/>
-              </w:rPr>
-              <w:t>indicador</w:t>
-            </w:r>
-            <w:proofErr w:type="spellEnd"/>
+              <w:t>Nombre del indicador</w:t>
+            </w:r>
           </w:p>
         </w:tc>
       </w:tr>
@@ -7147,14 +5718,12 @@
             <w:shd w:val="clear" w:color="auto" w:fill="FFFFFF"/>
           </w:tcPr>
           <w:p>
-            <w:proofErr w:type="spellStart"/>
             <w:r>
               <w:rPr>
                 <w:sz w:val="19"/>
               </w:rPr>
               <w:t>Descripción</w:t>
             </w:r>
-            <w:proofErr w:type="spellEnd"/>
           </w:p>
         </w:tc>
         <w:tc>
@@ -7163,28 +5732,12 @@
             <w:shd w:val="clear" w:color="auto" w:fill="FFFFFF"/>
           </w:tcPr>
           <w:p>
-            <w:proofErr w:type="spellStart"/>
             <w:r>
               <w:rPr>
                 <w:sz w:val="19"/>
               </w:rPr>
-              <w:t>Descripción</w:t>
-            </w:r>
-            <w:proofErr w:type="spellEnd"/>
-            <w:r>
-              <w:rPr>
-                <w:sz w:val="19"/>
-              </w:rPr>
-              <w:t xml:space="preserve"> del </w:t>
-            </w:r>
-            <w:proofErr w:type="spellStart"/>
-            <w:r>
-              <w:rPr>
-                <w:sz w:val="19"/>
-              </w:rPr>
-              <w:t>indicador</w:t>
-            </w:r>
-            <w:proofErr w:type="spellEnd"/>
+              <w:t>Descripción del indicador</w:t>
+            </w:r>
           </w:p>
         </w:tc>
       </w:tr>
@@ -7198,14 +5751,12 @@
             <w:shd w:val="clear" w:color="auto" w:fill="F2F3F4"/>
           </w:tcPr>
           <w:p>
-            <w:proofErr w:type="spellStart"/>
             <w:r>
               <w:rPr>
                 <w:sz w:val="19"/>
               </w:rPr>
               <w:t>Criterio</w:t>
             </w:r>
-            <w:proofErr w:type="spellEnd"/>
           </w:p>
         </w:tc>
         <w:tc>
@@ -7214,42 +5765,12 @@
             <w:shd w:val="clear" w:color="auto" w:fill="F2F3F4"/>
           </w:tcPr>
           <w:p>
-            <w:proofErr w:type="spellStart"/>
             <w:r>
               <w:rPr>
                 <w:sz w:val="19"/>
               </w:rPr>
-              <w:t>Criterio</w:t>
-            </w:r>
-            <w:proofErr w:type="spellEnd"/>
-            <w:r>
-              <w:rPr>
-                <w:sz w:val="19"/>
-              </w:rPr>
-              <w:t xml:space="preserve"> al </w:t>
-            </w:r>
-            <w:proofErr w:type="spellStart"/>
-            <w:r>
-              <w:rPr>
-                <w:sz w:val="19"/>
-              </w:rPr>
-              <w:t>que</w:t>
-            </w:r>
-            <w:proofErr w:type="spellEnd"/>
-            <w:r>
-              <w:rPr>
-                <w:sz w:val="19"/>
-              </w:rPr>
-              <w:t xml:space="preserve"> </w:t>
-            </w:r>
-            <w:proofErr w:type="spellStart"/>
-            <w:r>
-              <w:rPr>
-                <w:sz w:val="19"/>
-              </w:rPr>
-              <w:t>pertenece</w:t>
-            </w:r>
-            <w:proofErr w:type="spellEnd"/>
+              <w:t>Criterio al que pertenece</w:t>
+            </w:r>
           </w:p>
         </w:tc>
       </w:tr>
@@ -7263,14 +5784,12 @@
             <w:shd w:val="clear" w:color="auto" w:fill="FFFFFF"/>
           </w:tcPr>
           <w:p>
-            <w:proofErr w:type="spellStart"/>
             <w:r>
               <w:rPr>
                 <w:sz w:val="19"/>
               </w:rPr>
               <w:t>Obligatorio</w:t>
             </w:r>
-            <w:proofErr w:type="spellEnd"/>
           </w:p>
         </w:tc>
         <w:tc>
@@ -7283,30 +5802,8 @@
               <w:rPr>
                 <w:sz w:val="19"/>
               </w:rPr>
-              <w:t xml:space="preserve">Indica </w:t>
-            </w:r>
-            <w:proofErr w:type="spellStart"/>
-            <w:r>
-              <w:rPr>
-                <w:sz w:val="19"/>
-              </w:rPr>
-              <w:t>si</w:t>
-            </w:r>
-            <w:proofErr w:type="spellEnd"/>
-            <w:r>
-              <w:rPr>
-                <w:sz w:val="19"/>
-              </w:rPr>
-              <w:t xml:space="preserve"> es </w:t>
-            </w:r>
-            <w:proofErr w:type="spellStart"/>
-            <w:r>
-              <w:rPr>
-                <w:sz w:val="19"/>
-              </w:rPr>
-              <w:t>obligatorio</w:t>
-            </w:r>
-            <w:proofErr w:type="spellEnd"/>
+              <w:t>Indica si es obligatorio</w:t>
+            </w:r>
           </w:p>
         </w:tc>
       </w:tr>
@@ -7320,14 +5817,12 @@
             <w:shd w:val="clear" w:color="auto" w:fill="F2F3F4"/>
           </w:tcPr>
           <w:p>
-            <w:proofErr w:type="spellStart"/>
             <w:r>
               <w:rPr>
                 <w:sz w:val="19"/>
               </w:rPr>
               <w:t>Activo</w:t>
             </w:r>
-            <w:proofErr w:type="spellEnd"/>
           </w:p>
         </w:tc>
         <w:tc>
@@ -7336,28 +5831,12 @@
             <w:shd w:val="clear" w:color="auto" w:fill="F2F3F4"/>
           </w:tcPr>
           <w:p>
-            <w:proofErr w:type="spellStart"/>
             <w:r>
               <w:rPr>
                 <w:sz w:val="19"/>
               </w:rPr>
-              <w:t>Indicador</w:t>
-            </w:r>
-            <w:proofErr w:type="spellEnd"/>
-            <w:r>
-              <w:rPr>
-                <w:sz w:val="19"/>
-              </w:rPr>
-              <w:t xml:space="preserve"> de </w:t>
-            </w:r>
-            <w:proofErr w:type="spellStart"/>
-            <w:r>
-              <w:rPr>
-                <w:sz w:val="19"/>
-              </w:rPr>
-              <w:t>actividad</w:t>
-            </w:r>
-            <w:proofErr w:type="spellEnd"/>
+              <w:t>Indicador de actividad</w:t>
+            </w:r>
           </w:p>
         </w:tc>
       </w:tr>
@@ -7385,42 +5864,12 @@
             <w:shd w:val="clear" w:color="auto" w:fill="FFFFFF"/>
           </w:tcPr>
           <w:p>
-            <w:proofErr w:type="spellStart"/>
             <w:r>
               <w:rPr>
                 <w:sz w:val="19"/>
               </w:rPr>
-              <w:t>Botones</w:t>
-            </w:r>
-            <w:proofErr w:type="spellEnd"/>
-            <w:r>
-              <w:rPr>
-                <w:sz w:val="19"/>
-              </w:rPr>
-              <w:t xml:space="preserve"> </w:t>
-            </w:r>
-            <w:proofErr w:type="spellStart"/>
-            <w:r>
-              <w:rPr>
-                <w:sz w:val="19"/>
-              </w:rPr>
-              <w:t>Editar</w:t>
-            </w:r>
-            <w:proofErr w:type="spellEnd"/>
-            <w:r>
-              <w:rPr>
-                <w:sz w:val="19"/>
-              </w:rPr>
-              <w:t xml:space="preserve"> y </w:t>
-            </w:r>
-            <w:proofErr w:type="spellStart"/>
-            <w:r>
-              <w:rPr>
-                <w:sz w:val="19"/>
-              </w:rPr>
-              <w:t>Eliminar</w:t>
-            </w:r>
-            <w:proofErr w:type="spellEnd"/>
+              <w:t>Botones Editar y Eliminar</w:t>
+            </w:r>
           </w:p>
         </w:tc>
       </w:tr>
@@ -7433,18 +5882,8 @@
           <w:color w:val="0074D9"/>
           <w:sz w:val="24"/>
         </w:rPr>
-        <w:t xml:space="preserve">10.2 Crear un </w:t>
-      </w:r>
-      <w:proofErr w:type="spellStart"/>
-      <w:r>
-        <w:rPr>
-          <w:b/>
-          <w:color w:val="0074D9"/>
-          <w:sz w:val="24"/>
-        </w:rPr>
-        <w:t>Indicador</w:t>
-      </w:r>
-      <w:proofErr w:type="spellEnd"/>
+        <w:t>10.2 Crear un Indicador</w:t>
+      </w:r>
     </w:p>
     <w:p>
       <w:pPr>
@@ -7452,21 +5891,8 @@
         <w:spacing w:after="60"/>
         <w:ind w:left="432"/>
       </w:pPr>
-      <w:proofErr w:type="spellStart"/>
-      <w:r>
-        <w:t>Presionar</w:t>
-      </w:r>
-      <w:proofErr w:type="spellEnd"/>
-      <w:r>
-        <w:t xml:space="preserve"> '+ Nuevo </w:t>
-      </w:r>
-      <w:proofErr w:type="spellStart"/>
-      <w:r>
-        <w:t>Indicador</w:t>
-      </w:r>
-      <w:proofErr w:type="spellEnd"/>
-      <w:r>
-        <w:t>'.</w:t>
+      <w:r>
+        <w:t>Presionar '+ Nuevo Indicador'.</w:t>
       </w:r>
     </w:p>
     <w:p>
@@ -7491,21 +5917,8 @@
         <w:spacing w:after="60"/>
         <w:ind w:left="432"/>
       </w:pPr>
-      <w:proofErr w:type="spellStart"/>
-      <w:r>
-        <w:t>Presionar</w:t>
-      </w:r>
-      <w:proofErr w:type="spellEnd"/>
-      <w:r>
-        <w:t xml:space="preserve"> '</w:t>
-      </w:r>
-      <w:proofErr w:type="spellStart"/>
-      <w:r>
-        <w:t>Guardar</w:t>
-      </w:r>
-      <w:proofErr w:type="spellEnd"/>
-      <w:r>
-        <w:t>'.</w:t>
+      <w:r>
+        <w:t>Presionar 'Guardar'.</w:t>
       </w:r>
     </w:p>
     <w:p>
@@ -7521,36 +5934,8 @@
           <w:sz w:val="30"/>
         </w:rPr>
         <w:lastRenderedPageBreak/>
-        <w:t xml:space="preserve">11. </w:t>
-      </w:r>
-      <w:proofErr w:type="spellStart"/>
-      <w:r>
-        <w:rPr>
-          <w:b/>
-          <w:color w:val="004488"/>
-          <w:sz w:val="30"/>
-        </w:rPr>
-        <w:t>Gestión</w:t>
-      </w:r>
-      <w:proofErr w:type="spellEnd"/>
-      <w:r>
-        <w:rPr>
-          <w:b/>
-          <w:color w:val="004488"/>
-          <w:sz w:val="30"/>
-        </w:rPr>
-        <w:t xml:space="preserve"> de </w:t>
-      </w:r>
-      <w:proofErr w:type="spellStart"/>
-      <w:r>
-        <w:rPr>
-          <w:b/>
-          <w:color w:val="004488"/>
-          <w:sz w:val="30"/>
-        </w:rPr>
-        <w:t>Asignaciones</w:t>
-      </w:r>
-      <w:proofErr w:type="spellEnd"/>
+        <w:t>11. Gestión de Asignaciones</w:t>
+      </w:r>
     </w:p>
     <w:p>
       <w:pPr>
@@ -7642,36 +6027,8 @@
           <w:color w:val="0074D9"/>
           <w:sz w:val="24"/>
         </w:rPr>
-        <w:t xml:space="preserve">11.1 </w:t>
-      </w:r>
-      <w:proofErr w:type="spellStart"/>
-      <w:r>
-        <w:rPr>
-          <w:b/>
-          <w:color w:val="0074D9"/>
-          <w:sz w:val="24"/>
-        </w:rPr>
-        <w:t>Estados</w:t>
-      </w:r>
-      <w:proofErr w:type="spellEnd"/>
-      <w:r>
-        <w:rPr>
-          <w:b/>
-          <w:color w:val="0074D9"/>
-          <w:sz w:val="24"/>
-        </w:rPr>
-        <w:t xml:space="preserve"> de </w:t>
-      </w:r>
-      <w:proofErr w:type="spellStart"/>
-      <w:r>
-        <w:rPr>
-          <w:b/>
-          <w:color w:val="0074D9"/>
-          <w:sz w:val="24"/>
-        </w:rPr>
-        <w:t>Asignación</w:t>
-      </w:r>
-      <w:proofErr w:type="spellEnd"/>
+        <w:t>11.1 Estados de Asignación</w:t>
+      </w:r>
     </w:p>
     <w:tbl>
       <w:tblPr>
@@ -7717,7 +6074,6 @@
             <w:pPr>
               <w:jc w:val="center"/>
             </w:pPr>
-            <w:proofErr w:type="spellStart"/>
             <w:r>
               <w:rPr>
                 <w:b/>
@@ -7726,7 +6082,6 @@
               </w:rPr>
               <w:t>Descripción</w:t>
             </w:r>
-            <w:proofErr w:type="spellEnd"/>
           </w:p>
         </w:tc>
         <w:tc>
@@ -7759,14 +6114,12 @@
             <w:shd w:val="clear" w:color="auto" w:fill="F2F3F4"/>
           </w:tcPr>
           <w:p>
-            <w:proofErr w:type="spellStart"/>
             <w:r>
               <w:rPr>
                 <w:sz w:val="19"/>
               </w:rPr>
               <w:t>Pendiente</w:t>
             </w:r>
-            <w:proofErr w:type="spellEnd"/>
           </w:p>
         </w:tc>
         <w:tc>
@@ -7775,42 +6128,12 @@
             <w:shd w:val="clear" w:color="auto" w:fill="F2F3F4"/>
           </w:tcPr>
           <w:p>
-            <w:proofErr w:type="spellStart"/>
             <w:r>
               <w:rPr>
                 <w:sz w:val="19"/>
               </w:rPr>
-              <w:t>Asignación</w:t>
-            </w:r>
-            <w:proofErr w:type="spellEnd"/>
-            <w:r>
-              <w:rPr>
-                <w:sz w:val="19"/>
-              </w:rPr>
-              <w:t xml:space="preserve"> </w:t>
-            </w:r>
-            <w:proofErr w:type="spellStart"/>
-            <w:r>
-              <w:rPr>
-                <w:sz w:val="19"/>
-              </w:rPr>
-              <w:t>creada</w:t>
-            </w:r>
-            <w:proofErr w:type="spellEnd"/>
-            <w:r>
-              <w:rPr>
-                <w:sz w:val="19"/>
-              </w:rPr>
-              <w:t xml:space="preserve">, sin </w:t>
-            </w:r>
-            <w:proofErr w:type="spellStart"/>
-            <w:r>
-              <w:rPr>
-                <w:sz w:val="19"/>
-              </w:rPr>
-              <w:t>evidencias</w:t>
-            </w:r>
-            <w:proofErr w:type="spellEnd"/>
+              <w:t>Asignación creada, sin evidencias</w:t>
+            </w:r>
           </w:p>
         </w:tc>
         <w:tc>
@@ -7842,16 +6165,8 @@
               <w:rPr>
                 <w:sz w:val="19"/>
               </w:rPr>
-              <w:t xml:space="preserve">En </w:t>
-            </w:r>
-            <w:proofErr w:type="spellStart"/>
-            <w:r>
-              <w:rPr>
-                <w:sz w:val="19"/>
-              </w:rPr>
-              <w:t>progreso</w:t>
-            </w:r>
-            <w:proofErr w:type="spellEnd"/>
+              <w:t>En progreso</w:t>
+            </w:r>
           </w:p>
         </w:tc>
         <w:tc>
@@ -7899,14 +6214,12 @@
             <w:shd w:val="clear" w:color="auto" w:fill="F2F3F4"/>
           </w:tcPr>
           <w:p>
-            <w:proofErr w:type="spellStart"/>
             <w:r>
               <w:rPr>
                 <w:sz w:val="19"/>
               </w:rPr>
               <w:t>Completado</w:t>
             </w:r>
-            <w:proofErr w:type="spellEnd"/>
           </w:p>
         </w:tc>
         <w:tc>
@@ -7915,28 +6228,12 @@
             <w:shd w:val="clear" w:color="auto" w:fill="F2F3F4"/>
           </w:tcPr>
           <w:p>
-            <w:proofErr w:type="spellStart"/>
             <w:r>
               <w:rPr>
                 <w:sz w:val="19"/>
               </w:rPr>
-              <w:t>Evidencias</w:t>
-            </w:r>
-            <w:proofErr w:type="spellEnd"/>
-            <w:r>
-              <w:rPr>
-                <w:sz w:val="19"/>
-              </w:rPr>
-              <w:t xml:space="preserve"> </w:t>
-            </w:r>
-            <w:proofErr w:type="spellStart"/>
-            <w:r>
-              <w:rPr>
-                <w:sz w:val="19"/>
-              </w:rPr>
-              <w:t>completadas</w:t>
-            </w:r>
-            <w:proofErr w:type="spellEnd"/>
+              <w:t>Evidencias completadas</w:t>
+            </w:r>
           </w:p>
         </w:tc>
         <w:tc>
@@ -7964,14 +6261,12 @@
             <w:shd w:val="clear" w:color="auto" w:fill="FFFFFF"/>
           </w:tcPr>
           <w:p>
-            <w:proofErr w:type="spellStart"/>
             <w:r>
               <w:rPr>
                 <w:sz w:val="19"/>
               </w:rPr>
               <w:t>Aprobado</w:t>
             </w:r>
-            <w:proofErr w:type="spellEnd"/>
           </w:p>
         </w:tc>
         <w:tc>
@@ -7980,28 +6275,12 @@
             <w:shd w:val="clear" w:color="auto" w:fill="FFFFFF"/>
           </w:tcPr>
           <w:p>
-            <w:proofErr w:type="spellStart"/>
             <w:r>
               <w:rPr>
                 <w:sz w:val="19"/>
               </w:rPr>
-              <w:t>Evidencias</w:t>
-            </w:r>
-            <w:proofErr w:type="spellEnd"/>
-            <w:r>
-              <w:rPr>
-                <w:sz w:val="19"/>
-              </w:rPr>
-              <w:t xml:space="preserve"> </w:t>
-            </w:r>
-            <w:proofErr w:type="spellStart"/>
-            <w:r>
-              <w:rPr>
-                <w:sz w:val="19"/>
-              </w:rPr>
-              <w:t>aprobadas</w:t>
-            </w:r>
-            <w:proofErr w:type="spellEnd"/>
+              <w:t>Evidencias aprobadas</w:t>
+            </w:r>
           </w:p>
         </w:tc>
         <w:tc>
@@ -8014,16 +6293,8 @@
               <w:rPr>
                 <w:sz w:val="19"/>
               </w:rPr>
-              <w:t xml:space="preserve">Azul </w:t>
-            </w:r>
-            <w:proofErr w:type="spellStart"/>
-            <w:r>
-              <w:rPr>
-                <w:sz w:val="19"/>
-              </w:rPr>
-              <w:t>oscuro</w:t>
-            </w:r>
-            <w:proofErr w:type="spellEnd"/>
+              <w:t>Azul oscuro</w:t>
+            </w:r>
           </w:p>
         </w:tc>
       </w:tr>
@@ -8037,14 +6308,12 @@
             <w:shd w:val="clear" w:color="auto" w:fill="F2F3F4"/>
           </w:tcPr>
           <w:p>
-            <w:proofErr w:type="spellStart"/>
             <w:r>
               <w:rPr>
                 <w:sz w:val="19"/>
               </w:rPr>
               <w:t>Rechazado</w:t>
             </w:r>
-            <w:proofErr w:type="spellEnd"/>
           </w:p>
         </w:tc>
         <w:tc>
@@ -8053,28 +6322,12 @@
             <w:shd w:val="clear" w:color="auto" w:fill="F2F3F4"/>
           </w:tcPr>
           <w:p>
-            <w:proofErr w:type="spellStart"/>
             <w:r>
               <w:rPr>
                 <w:sz w:val="19"/>
               </w:rPr>
-              <w:t>Evidencias</w:t>
-            </w:r>
-            <w:proofErr w:type="spellEnd"/>
-            <w:r>
-              <w:rPr>
-                <w:sz w:val="19"/>
-              </w:rPr>
-              <w:t xml:space="preserve"> </w:t>
-            </w:r>
-            <w:proofErr w:type="spellStart"/>
-            <w:r>
-              <w:rPr>
-                <w:sz w:val="19"/>
-              </w:rPr>
-              <w:t>rechazadas</w:t>
-            </w:r>
-            <w:proofErr w:type="spellEnd"/>
+              <w:t>Evidencias rechazadas</w:t>
+            </w:r>
           </w:p>
         </w:tc>
         <w:tc>
@@ -8101,36 +6354,8 @@
           <w:color w:val="0074D9"/>
           <w:sz w:val="24"/>
         </w:rPr>
-        <w:t xml:space="preserve">11.2 Crear </w:t>
-      </w:r>
-      <w:proofErr w:type="spellStart"/>
-      <w:r>
-        <w:rPr>
-          <w:b/>
-          <w:color w:val="0074D9"/>
-          <w:sz w:val="24"/>
-        </w:rPr>
-        <w:t>una</w:t>
-      </w:r>
-      <w:proofErr w:type="spellEnd"/>
-      <w:r>
-        <w:rPr>
-          <w:b/>
-          <w:color w:val="0074D9"/>
-          <w:sz w:val="24"/>
-        </w:rPr>
-        <w:t xml:space="preserve"> </w:t>
-      </w:r>
-      <w:proofErr w:type="spellStart"/>
-      <w:r>
-        <w:rPr>
-          <w:b/>
-          <w:color w:val="0074D9"/>
-          <w:sz w:val="24"/>
-        </w:rPr>
-        <w:t>Asignación</w:t>
-      </w:r>
-      <w:proofErr w:type="spellEnd"/>
+        <w:t>11.2 Crear una Asignación</w:t>
+      </w:r>
     </w:p>
     <w:p>
       <w:pPr>
@@ -8154,21 +6379,8 @@
         <w:spacing w:after="60"/>
         <w:ind w:left="432"/>
       </w:pPr>
-      <w:proofErr w:type="spellStart"/>
-      <w:r>
-        <w:t>Seleccionar</w:t>
-      </w:r>
-      <w:proofErr w:type="spellEnd"/>
-      <w:r>
-        <w:t xml:space="preserve"> el </w:t>
-      </w:r>
-      <w:proofErr w:type="spellStart"/>
-      <w:r>
-        <w:t>Indicador</w:t>
-      </w:r>
-      <w:proofErr w:type="spellEnd"/>
-      <w:r>
-        <w:t>.</w:t>
+      <w:r>
+        <w:t>Seleccionar el Indicador.</w:t>
       </w:r>
     </w:p>
     <w:p>
@@ -8177,21 +6389,8 @@
         <w:spacing w:after="60"/>
         <w:ind w:left="432"/>
       </w:pPr>
-      <w:proofErr w:type="spellStart"/>
-      <w:r>
-        <w:t>Seleccionar</w:t>
-      </w:r>
-      <w:proofErr w:type="spellEnd"/>
-      <w:r>
-        <w:t xml:space="preserve"> el Departamento </w:t>
-      </w:r>
-      <w:proofErr w:type="spellStart"/>
-      <w:r>
-        <w:t>responsable</w:t>
-      </w:r>
-      <w:proofErr w:type="spellEnd"/>
-      <w:r>
-        <w:t>.</w:t>
+      <w:r>
+        <w:t>Seleccionar el Departamento responsable.</w:t>
       </w:r>
     </w:p>
     <w:p>
@@ -8232,21 +6431,8 @@
         <w:spacing w:after="60"/>
         <w:ind w:left="432"/>
       </w:pPr>
-      <w:proofErr w:type="spellStart"/>
-      <w:r>
-        <w:t>Presionar</w:t>
-      </w:r>
-      <w:proofErr w:type="spellEnd"/>
-      <w:r>
-        <w:t xml:space="preserve"> '</w:t>
-      </w:r>
-      <w:proofErr w:type="spellStart"/>
-      <w:r>
-        <w:t>Guardar</w:t>
-      </w:r>
-      <w:proofErr w:type="spellEnd"/>
-      <w:r>
-        <w:t>'.</w:t>
+      <w:r>
+        <w:t>Presionar 'Guardar'.</w:t>
       </w:r>
     </w:p>
     <w:p>
@@ -8262,36 +6448,8 @@
           <w:sz w:val="30"/>
         </w:rPr>
         <w:lastRenderedPageBreak/>
-        <w:t xml:space="preserve">12. </w:t>
-      </w:r>
-      <w:proofErr w:type="spellStart"/>
-      <w:r>
-        <w:rPr>
-          <w:b/>
-          <w:color w:val="004488"/>
-          <w:sz w:val="30"/>
-        </w:rPr>
-        <w:t>Gestión</w:t>
-      </w:r>
-      <w:proofErr w:type="spellEnd"/>
-      <w:r>
-        <w:rPr>
-          <w:b/>
-          <w:color w:val="004488"/>
-          <w:sz w:val="30"/>
-        </w:rPr>
-        <w:t xml:space="preserve"> de </w:t>
-      </w:r>
-      <w:proofErr w:type="spellStart"/>
-      <w:r>
-        <w:rPr>
-          <w:b/>
-          <w:color w:val="004488"/>
-          <w:sz w:val="30"/>
-        </w:rPr>
-        <w:t>Evidencias</w:t>
-      </w:r>
-      <w:proofErr w:type="spellEnd"/>
+        <w:t>12. Gestión de Evidencias</w:t>
+      </w:r>
     </w:p>
     <w:p>
       <w:pPr>
@@ -8322,36 +6480,8 @@
           <w:color w:val="0074D9"/>
           <w:sz w:val="24"/>
         </w:rPr>
-        <w:t xml:space="preserve">12.1 </w:t>
-      </w:r>
-      <w:proofErr w:type="spellStart"/>
-      <w:r>
-        <w:rPr>
-          <w:b/>
-          <w:color w:val="0074D9"/>
-          <w:sz w:val="24"/>
-        </w:rPr>
-        <w:t>Pantalla</w:t>
-      </w:r>
-      <w:proofErr w:type="spellEnd"/>
-      <w:r>
-        <w:rPr>
-          <w:b/>
-          <w:color w:val="0074D9"/>
-          <w:sz w:val="24"/>
-        </w:rPr>
-        <w:t xml:space="preserve"> de </w:t>
-      </w:r>
-      <w:proofErr w:type="spellStart"/>
-      <w:r>
-        <w:rPr>
-          <w:b/>
-          <w:color w:val="0074D9"/>
-          <w:sz w:val="24"/>
-        </w:rPr>
-        <w:t>Evidencias</w:t>
-      </w:r>
-      <w:proofErr w:type="spellEnd"/>
+        <w:t>12.1 Pantalla de Evidencias</w:t>
+      </w:r>
     </w:p>
     <w:p>
       <w:pPr>
@@ -8470,7 +6600,6 @@
             <w:pPr>
               <w:jc w:val="center"/>
             </w:pPr>
-            <w:proofErr w:type="spellStart"/>
             <w:r>
               <w:rPr>
                 <w:b/>
@@ -8479,7 +6608,6 @@
               </w:rPr>
               <w:t>Descripción</w:t>
             </w:r>
-            <w:proofErr w:type="spellEnd"/>
           </w:p>
         </w:tc>
       </w:tr>
@@ -8511,16 +6639,8 @@
               <w:rPr>
                 <w:sz w:val="19"/>
               </w:rPr>
-              <w:t xml:space="preserve">Nombre del </w:t>
-            </w:r>
-            <w:proofErr w:type="spellStart"/>
-            <w:r>
-              <w:rPr>
-                <w:sz w:val="19"/>
-              </w:rPr>
-              <w:t>documento</w:t>
-            </w:r>
-            <w:proofErr w:type="spellEnd"/>
+              <w:t>Nombre del documento</w:t>
+            </w:r>
           </w:p>
         </w:tc>
       </w:tr>
@@ -8534,14 +6654,12 @@
             <w:shd w:val="clear" w:color="auto" w:fill="FFFFFF"/>
           </w:tcPr>
           <w:p>
-            <w:proofErr w:type="spellStart"/>
             <w:r>
               <w:rPr>
                 <w:sz w:val="19"/>
               </w:rPr>
               <w:t>Indicador</w:t>
             </w:r>
-            <w:proofErr w:type="spellEnd"/>
           </w:p>
         </w:tc>
         <w:tc>
@@ -8550,42 +6668,12 @@
             <w:shd w:val="clear" w:color="auto" w:fill="FFFFFF"/>
           </w:tcPr>
           <w:p>
-            <w:proofErr w:type="spellStart"/>
             <w:r>
               <w:rPr>
                 <w:sz w:val="19"/>
               </w:rPr>
-              <w:t>Indicador</w:t>
-            </w:r>
-            <w:proofErr w:type="spellEnd"/>
-            <w:r>
-              <w:rPr>
-                <w:sz w:val="19"/>
-              </w:rPr>
-              <w:t xml:space="preserve"> al </w:t>
-            </w:r>
-            <w:proofErr w:type="spellStart"/>
-            <w:r>
-              <w:rPr>
-                <w:sz w:val="19"/>
-              </w:rPr>
-              <w:t>que</w:t>
-            </w:r>
-            <w:proofErr w:type="spellEnd"/>
-            <w:r>
-              <w:rPr>
-                <w:sz w:val="19"/>
-              </w:rPr>
-              <w:t xml:space="preserve"> </w:t>
-            </w:r>
-            <w:proofErr w:type="spellStart"/>
-            <w:r>
-              <w:rPr>
-                <w:sz w:val="19"/>
-              </w:rPr>
-              <w:t>pertenece</w:t>
-            </w:r>
-            <w:proofErr w:type="spellEnd"/>
+              <w:t>Indicador al que pertenece</w:t>
+            </w:r>
           </w:p>
         </w:tc>
       </w:tr>
@@ -8617,16 +6705,8 @@
               <w:rPr>
                 <w:sz w:val="19"/>
               </w:rPr>
-              <w:t xml:space="preserve">Departamento </w:t>
-            </w:r>
-            <w:proofErr w:type="spellStart"/>
-            <w:r>
-              <w:rPr>
-                <w:sz w:val="19"/>
-              </w:rPr>
-              <w:t>responsable</w:t>
-            </w:r>
-            <w:proofErr w:type="spellEnd"/>
+              <w:t>Departamento responsable</w:t>
+            </w:r>
           </w:p>
         </w:tc>
       </w:tr>
@@ -8640,14 +6720,12 @@
             <w:shd w:val="clear" w:color="auto" w:fill="FFFFFF"/>
           </w:tcPr>
           <w:p>
-            <w:proofErr w:type="spellStart"/>
             <w:r>
               <w:rPr>
                 <w:sz w:val="19"/>
               </w:rPr>
               <w:t>Versión</w:t>
             </w:r>
-            <w:proofErr w:type="spellEnd"/>
           </w:p>
         </w:tc>
         <w:tc>
@@ -8681,14 +6759,12 @@
             <w:shd w:val="clear" w:color="auto" w:fill="F2F3F4"/>
           </w:tcPr>
           <w:p>
-            <w:proofErr w:type="spellStart"/>
             <w:r>
               <w:rPr>
                 <w:sz w:val="19"/>
               </w:rPr>
               <w:t>Tamaño</w:t>
             </w:r>
-            <w:proofErr w:type="spellEnd"/>
           </w:p>
         </w:tc>
         <w:tc>
@@ -8726,16 +6802,8 @@
               <w:rPr>
                 <w:sz w:val="19"/>
               </w:rPr>
-              <w:t xml:space="preserve">Subido </w:t>
-            </w:r>
-            <w:proofErr w:type="spellStart"/>
-            <w:r>
-              <w:rPr>
-                <w:sz w:val="19"/>
-              </w:rPr>
-              <w:t>por</w:t>
-            </w:r>
-            <w:proofErr w:type="spellEnd"/>
+              <w:t>Subido por</w:t>
+            </w:r>
           </w:p>
         </w:tc>
         <w:tc>
@@ -8769,14 +6837,12 @@
             <w:shd w:val="clear" w:color="auto" w:fill="F2F3F4"/>
           </w:tcPr>
           <w:p>
-            <w:proofErr w:type="spellStart"/>
             <w:r>
               <w:rPr>
                 <w:sz w:val="19"/>
               </w:rPr>
               <w:t>Fecha</w:t>
             </w:r>
-            <w:proofErr w:type="spellEnd"/>
           </w:p>
         </w:tc>
         <w:tc>
@@ -8824,42 +6890,12 @@
             <w:shd w:val="clear" w:color="auto" w:fill="FFFFFF"/>
           </w:tcPr>
           <w:p>
-            <w:proofErr w:type="spellStart"/>
             <w:r>
               <w:rPr>
                 <w:sz w:val="19"/>
               </w:rPr>
-              <w:t>Botones</w:t>
-            </w:r>
-            <w:proofErr w:type="spellEnd"/>
-            <w:r>
-              <w:rPr>
-                <w:sz w:val="19"/>
-              </w:rPr>
-              <w:t xml:space="preserve"> </w:t>
-            </w:r>
-            <w:proofErr w:type="spellStart"/>
-            <w:r>
-              <w:rPr>
-                <w:sz w:val="19"/>
-              </w:rPr>
-              <w:t>Descargar</w:t>
-            </w:r>
-            <w:proofErr w:type="spellEnd"/>
-            <w:r>
-              <w:rPr>
-                <w:sz w:val="19"/>
-              </w:rPr>
-              <w:t xml:space="preserve"> y </w:t>
-            </w:r>
-            <w:proofErr w:type="spellStart"/>
-            <w:r>
-              <w:rPr>
-                <w:sz w:val="19"/>
-              </w:rPr>
-              <w:t>Eliminar</w:t>
-            </w:r>
-            <w:proofErr w:type="spellEnd"/>
+              <w:t>Botones Descargar y Eliminar</w:t>
+            </w:r>
           </w:p>
         </w:tc>
       </w:tr>
@@ -8872,147 +6908,33 @@
           <w:color w:val="0074D9"/>
           <w:sz w:val="24"/>
         </w:rPr>
-        <w:t xml:space="preserve">12.2 </w:t>
-      </w:r>
-      <w:proofErr w:type="spellStart"/>
+        <w:t>12.2 Filtro por Asignación</w:t>
+      </w:r>
+    </w:p>
+    <w:p>
+      <w:pPr>
+        <w:spacing w:after="120" w:line="360" w:lineRule="auto"/>
+      </w:pPr>
+      <w:r>
+        <w:rPr>
+          <w:lang w:val="es-DO"/>
+        </w:rPr>
+        <w:t xml:space="preserve">En la parte superior de la tabla hay un filtro desplegable que permite seleccionar una asignación específica para ver solo las evidencias relacionadas. </w:t>
+      </w:r>
+      <w:r>
+        <w:t>La opción 'Todas' muestra todas las evidencias.</w:t>
+      </w:r>
+    </w:p>
+    <w:p>
       <w:r>
         <w:rPr>
           <w:b/>
           <w:color w:val="0074D9"/>
           <w:sz w:val="24"/>
         </w:rPr>
-        <w:t>Filtro</w:t>
-      </w:r>
-      <w:proofErr w:type="spellEnd"/>
-      <w:r>
-        <w:rPr>
-          <w:b/>
-          <w:color w:val="0074D9"/>
-          <w:sz w:val="24"/>
-        </w:rPr>
-        <w:t xml:space="preserve"> </w:t>
-      </w:r>
-      <w:proofErr w:type="spellStart"/>
-      <w:r>
-        <w:rPr>
-          <w:b/>
-          <w:color w:val="0074D9"/>
-          <w:sz w:val="24"/>
-        </w:rPr>
-        <w:t>por</w:t>
-      </w:r>
-      <w:proofErr w:type="spellEnd"/>
-      <w:r>
-        <w:rPr>
-          <w:b/>
-          <w:color w:val="0074D9"/>
-          <w:sz w:val="24"/>
-        </w:rPr>
-        <w:t xml:space="preserve"> </w:t>
-      </w:r>
-      <w:proofErr w:type="spellStart"/>
-      <w:r>
-        <w:rPr>
-          <w:b/>
-          <w:color w:val="0074D9"/>
-          <w:sz w:val="24"/>
-        </w:rPr>
-        <w:t>Asignación</w:t>
-      </w:r>
-      <w:proofErr w:type="spellEnd"/>
-    </w:p>
-    <w:p>
-      <w:pPr>
-        <w:spacing w:after="120" w:line="360" w:lineRule="auto"/>
-      </w:pPr>
-      <w:r>
-        <w:rPr>
-          <w:lang w:val="es-DO"/>
-        </w:rPr>
-        <w:t xml:space="preserve">En la parte superior de la tabla hay un filtro desplegable que permite seleccionar una asignación específica para ver solo las evidencias relacionadas. </w:t>
-      </w:r>
-      <w:r>
-        <w:t xml:space="preserve">La </w:t>
-      </w:r>
-      <w:proofErr w:type="spellStart"/>
-      <w:r>
-        <w:t>opción</w:t>
-      </w:r>
-      <w:proofErr w:type="spellEnd"/>
-      <w:r>
-        <w:t xml:space="preserve"> '</w:t>
-      </w:r>
-      <w:proofErr w:type="spellStart"/>
-      <w:r>
-        <w:t>Todas</w:t>
-      </w:r>
-      <w:proofErr w:type="spellEnd"/>
-      <w:r>
-        <w:t xml:space="preserve">' </w:t>
-      </w:r>
-      <w:proofErr w:type="spellStart"/>
-      <w:r>
-        <w:t>muestra</w:t>
-      </w:r>
-      <w:proofErr w:type="spellEnd"/>
-      <w:r>
-        <w:t xml:space="preserve"> </w:t>
-      </w:r>
-      <w:proofErr w:type="spellStart"/>
-      <w:r>
-        <w:t>todas</w:t>
-      </w:r>
-      <w:proofErr w:type="spellEnd"/>
-      <w:r>
-        <w:t xml:space="preserve"> las </w:t>
-      </w:r>
-      <w:proofErr w:type="spellStart"/>
-      <w:r>
-        <w:t>evidencias</w:t>
-      </w:r>
-      <w:proofErr w:type="spellEnd"/>
-      <w:r>
-        <w:t>.</w:t>
-      </w:r>
-    </w:p>
-    <w:p>
-      <w:r>
-        <w:rPr>
-          <w:b/>
-          <w:color w:val="0074D9"/>
-          <w:sz w:val="24"/>
-        </w:rPr>
         <w:lastRenderedPageBreak/>
-        <w:t xml:space="preserve">12.3 Subir </w:t>
-      </w:r>
-      <w:proofErr w:type="spellStart"/>
-      <w:r>
-        <w:rPr>
-          <w:b/>
-          <w:color w:val="0074D9"/>
-          <w:sz w:val="24"/>
-        </w:rPr>
-        <w:t>una</w:t>
-      </w:r>
-      <w:proofErr w:type="spellEnd"/>
-      <w:r>
-        <w:rPr>
-          <w:b/>
-          <w:color w:val="0074D9"/>
-          <w:sz w:val="24"/>
-        </w:rPr>
-        <w:t xml:space="preserve"> </w:t>
-      </w:r>
-      <w:proofErr w:type="spellStart"/>
-      <w:r>
-        <w:rPr>
-          <w:b/>
-          <w:color w:val="0074D9"/>
-          <w:sz w:val="24"/>
-        </w:rPr>
-        <w:t>Evidencia</w:t>
-      </w:r>
-      <w:proofErr w:type="spellEnd"/>
+        <w:t>12.3 Subir una Evidencia</w:t>
+      </w:r>
     </w:p>
     <w:p>
       <w:pPr>
@@ -9036,29 +6958,8 @@
         <w:spacing w:after="60"/>
         <w:ind w:left="432"/>
       </w:pPr>
-      <w:proofErr w:type="spellStart"/>
-      <w:r>
-        <w:t>Seleccionar</w:t>
-      </w:r>
-      <w:proofErr w:type="spellEnd"/>
-      <w:r>
-        <w:t xml:space="preserve"> la </w:t>
-      </w:r>
-      <w:proofErr w:type="spellStart"/>
-      <w:r>
-        <w:t>Asignación</w:t>
-      </w:r>
-      <w:proofErr w:type="spellEnd"/>
-      <w:r>
-        <w:t xml:space="preserve"> </w:t>
-      </w:r>
-      <w:proofErr w:type="spellStart"/>
-      <w:r>
-        <w:t>relacionada</w:t>
-      </w:r>
-      <w:proofErr w:type="spellEnd"/>
-      <w:r>
-        <w:t>.</w:t>
+      <w:r>
+        <w:t>Seleccionar la Asignación relacionada.</w:t>
       </w:r>
     </w:p>
     <w:p>
@@ -9177,69 +7078,12 @@
               </w:rPr>
               <w:t xml:space="preserve">Formatos aceptados: PDF, DOC, DOCX, XLS, XLSX, JPG, JPEG, PNG, GIF, TXT, ZIP, RAR. </w:t>
             </w:r>
-            <w:proofErr w:type="spellStart"/>
             <w:r>
               <w:rPr>
                 <w:color w:val="1E8449"/>
                 <w:sz w:val="20"/>
               </w:rPr>
-              <w:t>Tamaño</w:t>
-            </w:r>
-            <w:proofErr w:type="spellEnd"/>
-            <w:r>
-              <w:rPr>
-                <w:color w:val="1E8449"/>
-                <w:sz w:val="20"/>
-              </w:rPr>
-              <w:t xml:space="preserve"> </w:t>
-            </w:r>
-            <w:proofErr w:type="spellStart"/>
-            <w:r>
-              <w:rPr>
-                <w:color w:val="1E8449"/>
-                <w:sz w:val="20"/>
-              </w:rPr>
-              <w:t>máximo</w:t>
-            </w:r>
-            <w:proofErr w:type="spellEnd"/>
-            <w:r>
-              <w:rPr>
-                <w:color w:val="1E8449"/>
-                <w:sz w:val="20"/>
-              </w:rPr>
-              <w:t xml:space="preserve">: 50 MB </w:t>
-            </w:r>
-            <w:proofErr w:type="spellStart"/>
-            <w:r>
-              <w:rPr>
-                <w:color w:val="1E8449"/>
-                <w:sz w:val="20"/>
-              </w:rPr>
-              <w:t>por</w:t>
-            </w:r>
-            <w:proofErr w:type="spellEnd"/>
-            <w:r>
-              <w:rPr>
-                <w:color w:val="1E8449"/>
-                <w:sz w:val="20"/>
-              </w:rPr>
-              <w:t xml:space="preserve"> </w:t>
-            </w:r>
-            <w:proofErr w:type="spellStart"/>
-            <w:r>
-              <w:rPr>
-                <w:color w:val="1E8449"/>
-                <w:sz w:val="20"/>
-              </w:rPr>
-              <w:t>archivo</w:t>
-            </w:r>
-            <w:proofErr w:type="spellEnd"/>
-            <w:r>
-              <w:rPr>
-                <w:color w:val="1E8449"/>
-                <w:sz w:val="20"/>
-              </w:rPr>
-              <w:t>.</w:t>
+              <w:t>Tamaño máximo: 50 MB por archivo.</w:t>
             </w:r>
           </w:p>
         </w:tc>
@@ -9253,142 +7097,50 @@
           <w:color w:val="0074D9"/>
           <w:sz w:val="24"/>
         </w:rPr>
-        <w:t xml:space="preserve">12.4 </w:t>
-      </w:r>
-      <w:proofErr w:type="spellStart"/>
+        <w:t>12.4 Descargar una Evidencia</w:t>
+      </w:r>
+    </w:p>
+    <w:p>
+      <w:pPr>
+        <w:pStyle w:val="Listaconnmeros"/>
+        <w:spacing w:after="60"/>
+        <w:ind w:left="432"/>
+        <w:rPr>
+          <w:lang w:val="es-DO"/>
+        </w:rPr>
+      </w:pPr>
+      <w:r>
+        <w:rPr>
+          <w:lang w:val="es-DO"/>
+        </w:rPr>
+        <w:t>Hacer clic en el botón 'Descargar' de la evidencia deseada.</w:t>
+      </w:r>
+    </w:p>
+    <w:p>
+      <w:pPr>
+        <w:pStyle w:val="Listaconnmeros"/>
+        <w:spacing w:after="60"/>
+        <w:ind w:left="432"/>
+        <w:rPr>
+          <w:lang w:val="es-DO"/>
+        </w:rPr>
+      </w:pPr>
+      <w:r>
+        <w:rPr>
+          <w:lang w:val="es-DO"/>
+        </w:rPr>
+        <w:t>El archivo se descargará automáticamente al dispositivo.</w:t>
+      </w:r>
+    </w:p>
+    <w:p>
       <w:r>
         <w:rPr>
           <w:b/>
           <w:color w:val="0074D9"/>
           <w:sz w:val="24"/>
         </w:rPr>
-        <w:t>Descargar</w:t>
-      </w:r>
-      <w:proofErr w:type="spellEnd"/>
-      <w:r>
-        <w:rPr>
-          <w:b/>
-          <w:color w:val="0074D9"/>
-          <w:sz w:val="24"/>
-        </w:rPr>
-        <w:t xml:space="preserve"> </w:t>
-      </w:r>
-      <w:proofErr w:type="spellStart"/>
-      <w:r>
-        <w:rPr>
-          <w:b/>
-          <w:color w:val="0074D9"/>
-          <w:sz w:val="24"/>
-        </w:rPr>
-        <w:t>una</w:t>
-      </w:r>
-      <w:proofErr w:type="spellEnd"/>
-      <w:r>
-        <w:rPr>
-          <w:b/>
-          <w:color w:val="0074D9"/>
-          <w:sz w:val="24"/>
-        </w:rPr>
-        <w:t xml:space="preserve"> </w:t>
-      </w:r>
-      <w:proofErr w:type="spellStart"/>
-      <w:r>
-        <w:rPr>
-          <w:b/>
-          <w:color w:val="0074D9"/>
-          <w:sz w:val="24"/>
-        </w:rPr>
-        <w:t>Evidencia</w:t>
-      </w:r>
-      <w:proofErr w:type="spellEnd"/>
-    </w:p>
-    <w:p>
-      <w:pPr>
-        <w:pStyle w:val="Listaconnmeros"/>
-        <w:spacing w:after="60"/>
-        <w:ind w:left="432"/>
-        <w:rPr>
-          <w:lang w:val="es-DO"/>
-        </w:rPr>
-      </w:pPr>
-      <w:r>
-        <w:rPr>
-          <w:lang w:val="es-DO"/>
-        </w:rPr>
-        <w:t>Hacer clic en el botón 'Descargar' de la evidencia deseada.</w:t>
-      </w:r>
-    </w:p>
-    <w:p>
-      <w:pPr>
-        <w:pStyle w:val="Listaconnmeros"/>
-        <w:spacing w:after="60"/>
-        <w:ind w:left="432"/>
-        <w:rPr>
-          <w:lang w:val="es-DO"/>
-        </w:rPr>
-      </w:pPr>
-      <w:r>
-        <w:rPr>
-          <w:lang w:val="es-DO"/>
-        </w:rPr>
-        <w:t>El archivo se descargará automáticamente al dispositivo.</w:t>
-      </w:r>
-    </w:p>
-    <w:p>
-      <w:r>
-        <w:rPr>
-          <w:b/>
-          <w:color w:val="0074D9"/>
-          <w:sz w:val="24"/>
-        </w:rPr>
-        <w:t xml:space="preserve">12.5 </w:t>
-      </w:r>
-      <w:proofErr w:type="spellStart"/>
-      <w:r>
-        <w:rPr>
-          <w:b/>
-          <w:color w:val="0074D9"/>
-          <w:sz w:val="24"/>
-        </w:rPr>
-        <w:t>Eliminar</w:t>
-      </w:r>
-      <w:proofErr w:type="spellEnd"/>
-      <w:r>
-        <w:rPr>
-          <w:b/>
-          <w:color w:val="0074D9"/>
-          <w:sz w:val="24"/>
-        </w:rPr>
-        <w:t xml:space="preserve"> </w:t>
-      </w:r>
-      <w:proofErr w:type="spellStart"/>
-      <w:r>
-        <w:rPr>
-          <w:b/>
-          <w:color w:val="0074D9"/>
-          <w:sz w:val="24"/>
-        </w:rPr>
-        <w:t>una</w:t>
-      </w:r>
-      <w:proofErr w:type="spellEnd"/>
-      <w:r>
-        <w:rPr>
-          <w:b/>
-          <w:color w:val="0074D9"/>
-          <w:sz w:val="24"/>
-        </w:rPr>
-        <w:t xml:space="preserve"> </w:t>
-      </w:r>
-      <w:proofErr w:type="spellStart"/>
-      <w:r>
-        <w:rPr>
-          <w:b/>
-          <w:color w:val="0074D9"/>
-          <w:sz w:val="24"/>
-        </w:rPr>
-        <w:t>Evidencia</w:t>
-      </w:r>
-      <w:proofErr w:type="spellEnd"/>
+        <w:t>12.5 Eliminar una Evidencia</w:t>
+      </w:r>
     </w:p>
     <w:p>
       <w:pPr>
@@ -9496,6 +7248,9 @@
     <w:p>
       <w:pPr>
         <w:jc w:val="center"/>
+        <w:rPr>
+          <w:lang w:val="es-DO"/>
+        </w:rPr>
       </w:pPr>
     </w:p>
     <w:p>
@@ -9574,36 +7329,8 @@
           <w:color w:val="0074D9"/>
           <w:sz w:val="24"/>
         </w:rPr>
-        <w:t xml:space="preserve">13.1 </w:t>
-      </w:r>
-      <w:proofErr w:type="spellStart"/>
-      <w:r>
-        <w:rPr>
-          <w:b/>
-          <w:color w:val="0074D9"/>
-          <w:sz w:val="24"/>
-        </w:rPr>
-        <w:t>Pantalla</w:t>
-      </w:r>
-      <w:proofErr w:type="spellEnd"/>
-      <w:r>
-        <w:rPr>
-          <w:b/>
-          <w:color w:val="0074D9"/>
-          <w:sz w:val="24"/>
-        </w:rPr>
-        <w:t xml:space="preserve"> de </w:t>
-      </w:r>
-      <w:proofErr w:type="spellStart"/>
-      <w:r>
-        <w:rPr>
-          <w:b/>
-          <w:color w:val="0074D9"/>
-          <w:sz w:val="24"/>
-        </w:rPr>
-        <w:t>Auditoría</w:t>
-      </w:r>
-      <w:proofErr w:type="spellEnd"/>
+        <w:t>13.1 Pantalla de Auditoría</w:t>
+      </w:r>
     </w:p>
     <w:tbl>
       <w:tblPr>
@@ -9648,7 +7375,6 @@
             <w:pPr>
               <w:jc w:val="center"/>
             </w:pPr>
-            <w:proofErr w:type="spellStart"/>
             <w:r>
               <w:rPr>
                 <w:b/>
@@ -9657,7 +7383,6 @@
               </w:rPr>
               <w:t>Descripción</w:t>
             </w:r>
-            <w:proofErr w:type="spellEnd"/>
           </w:p>
         </w:tc>
       </w:tr>
@@ -9671,14 +7396,12 @@
             <w:shd w:val="clear" w:color="auto" w:fill="F2F3F4"/>
           </w:tcPr>
           <w:p>
-            <w:proofErr w:type="spellStart"/>
             <w:r>
               <w:rPr>
                 <w:sz w:val="19"/>
               </w:rPr>
               <w:t>Fecha</w:t>
             </w:r>
-            <w:proofErr w:type="spellEnd"/>
           </w:p>
         </w:tc>
         <w:tc>
@@ -9751,14 +7474,12 @@
             <w:shd w:val="clear" w:color="auto" w:fill="F2F3F4"/>
           </w:tcPr>
           <w:p>
-            <w:proofErr w:type="spellStart"/>
             <w:r>
               <w:rPr>
                 <w:sz w:val="19"/>
               </w:rPr>
               <w:t>Acción</w:t>
             </w:r>
-            <w:proofErr w:type="spellEnd"/>
           </w:p>
         </w:tc>
         <w:tc>
@@ -9771,30 +7492,8 @@
               <w:rPr>
                 <w:sz w:val="19"/>
               </w:rPr>
-              <w:t xml:space="preserve">Tipo de </w:t>
-            </w:r>
-            <w:proofErr w:type="spellStart"/>
-            <w:r>
-              <w:rPr>
-                <w:sz w:val="19"/>
-              </w:rPr>
-              <w:t>acción</w:t>
-            </w:r>
-            <w:proofErr w:type="spellEnd"/>
-            <w:r>
-              <w:rPr>
-                <w:sz w:val="19"/>
-              </w:rPr>
-              <w:t xml:space="preserve"> </w:t>
-            </w:r>
-            <w:proofErr w:type="spellStart"/>
-            <w:r>
-              <w:rPr>
-                <w:sz w:val="19"/>
-              </w:rPr>
-              <w:t>realizada</w:t>
-            </w:r>
-            <w:proofErr w:type="spellEnd"/>
+              <w:t>Tipo de acción realizada</w:t>
+            </w:r>
           </w:p>
         </w:tc>
       </w:tr>
@@ -9822,28 +7521,12 @@
             <w:shd w:val="clear" w:color="auto" w:fill="FFFFFF"/>
           </w:tcPr>
           <w:p>
-            <w:proofErr w:type="spellStart"/>
             <w:r>
               <w:rPr>
                 <w:sz w:val="19"/>
               </w:rPr>
-              <w:t>Módulo</w:t>
-            </w:r>
-            <w:proofErr w:type="spellEnd"/>
-            <w:r>
-              <w:rPr>
-                <w:sz w:val="19"/>
-              </w:rPr>
-              <w:t xml:space="preserve"> </w:t>
-            </w:r>
-            <w:proofErr w:type="spellStart"/>
-            <w:r>
-              <w:rPr>
-                <w:sz w:val="19"/>
-              </w:rPr>
-              <w:t>afectado</w:t>
-            </w:r>
-            <w:proofErr w:type="spellEnd"/>
+              <w:t>Módulo afectado</w:t>
+            </w:r>
           </w:p>
         </w:tc>
       </w:tr>
@@ -9857,14 +7540,12 @@
             <w:shd w:val="clear" w:color="auto" w:fill="F2F3F4"/>
           </w:tcPr>
           <w:p>
-            <w:proofErr w:type="spellStart"/>
             <w:r>
               <w:rPr>
                 <w:sz w:val="19"/>
               </w:rPr>
               <w:t>Descripción</w:t>
             </w:r>
-            <w:proofErr w:type="spellEnd"/>
           </w:p>
         </w:tc>
         <w:tc>
@@ -9873,28 +7554,12 @@
             <w:shd w:val="clear" w:color="auto" w:fill="F2F3F4"/>
           </w:tcPr>
           <w:p>
-            <w:proofErr w:type="spellStart"/>
             <w:r>
               <w:rPr>
                 <w:sz w:val="19"/>
               </w:rPr>
-              <w:t>Detalle</w:t>
-            </w:r>
-            <w:proofErr w:type="spellEnd"/>
-            <w:r>
-              <w:rPr>
-                <w:sz w:val="19"/>
-              </w:rPr>
-              <w:t xml:space="preserve"> de la </w:t>
-            </w:r>
-            <w:proofErr w:type="spellStart"/>
-            <w:r>
-              <w:rPr>
-                <w:sz w:val="19"/>
-              </w:rPr>
-              <w:t>actividad</w:t>
-            </w:r>
-            <w:proofErr w:type="spellEnd"/>
+              <w:t>Detalle de la actividad</w:t>
+            </w:r>
           </w:p>
         </w:tc>
       </w:tr>
@@ -9907,18 +7572,66 @@
           <w:color w:val="0074D9"/>
           <w:sz w:val="24"/>
         </w:rPr>
-        <w:t xml:space="preserve">13.2 </w:t>
-      </w:r>
-      <w:proofErr w:type="spellStart"/>
+        <w:t>13.2 Características</w:t>
+      </w:r>
+    </w:p>
+    <w:p>
+      <w:pPr>
+        <w:pStyle w:val="Listaconvietas"/>
+        <w:spacing w:after="60"/>
+        <w:ind w:left="432"/>
+        <w:rPr>
+          <w:lang w:val="es-DO"/>
+        </w:rPr>
+      </w:pPr>
+      <w:r>
+        <w:rPr>
+          <w:lang w:val="es-DO"/>
+        </w:rPr>
+        <w:t>Solo lectura: La bitácora no puede ser modificada ni eliminada.</w:t>
+      </w:r>
+    </w:p>
+    <w:p>
+      <w:pPr>
+        <w:pStyle w:val="Listaconvietas"/>
+        <w:spacing w:after="60"/>
+        <w:ind w:left="432"/>
+        <w:rPr>
+          <w:lang w:val="es-DO"/>
+        </w:rPr>
+      </w:pPr>
+      <w:r>
+        <w:rPr>
+          <w:lang w:val="es-DO"/>
+        </w:rPr>
+        <w:t>Registro automático: Cada operación importante queda registrada automáticamente.</w:t>
+      </w:r>
+    </w:p>
+    <w:p>
+      <w:pPr>
+        <w:pStyle w:val="Listaconvietas"/>
+        <w:spacing w:after="60"/>
+        <w:ind w:left="432"/>
+        <w:rPr>
+          <w:lang w:val="es-DO"/>
+        </w:rPr>
+      </w:pPr>
+      <w:r>
+        <w:rPr>
+          <w:lang w:val="es-DO"/>
+        </w:rPr>
+        <w:t>Orden cronológico: Los registros se muestran del más reciente al más antiguo.</w:t>
+      </w:r>
+    </w:p>
+    <w:p>
       <w:r>
         <w:rPr>
           <w:b/>
           <w:color w:val="0074D9"/>
           <w:sz w:val="24"/>
         </w:rPr>
-        <w:t>Características</w:t>
-      </w:r>
-      <w:proofErr w:type="spellEnd"/>
+        <w:t>Ejemplos de actividades registradas:</w:t>
+      </w:r>
     </w:p>
     <w:p>
       <w:pPr>
@@ -9933,7 +7646,8 @@
         <w:rPr>
           <w:lang w:val="es-DO"/>
         </w:rPr>
-        <w:t>Solo lectura: La bitácora no puede ser modificada ni eliminada.</w:t>
+        <w:lastRenderedPageBreak/>
+        <w:t>"El usuario admin inició sesión"</w:t>
       </w:r>
     </w:p>
     <w:p>
@@ -9949,7 +7663,7 @@
         <w:rPr>
           <w:lang w:val="es-DO"/>
         </w:rPr>
-        <w:t>Registro automático: Cada operación importante queda registrada automáticamente.</w:t>
+        <w:t>"Se registró el usuario jperez con email jperez@uasd.edu.do"</w:t>
       </w:r>
     </w:p>
     <w:p>
@@ -9965,63 +7679,7 @@
         <w:rPr>
           <w:lang w:val="es-DO"/>
         </w:rPr>
-        <w:t>Orden cronológico: Los registros se muestran del más reciente al más antiguo.</w:t>
-      </w:r>
-    </w:p>
-    <w:p>
-      <w:proofErr w:type="spellStart"/>
-      <w:r>
-        <w:rPr>
-          <w:b/>
-          <w:color w:val="0074D9"/>
-          <w:sz w:val="24"/>
-        </w:rPr>
-        <w:t>Ejemplos</w:t>
-      </w:r>
-      <w:proofErr w:type="spellEnd"/>
-      <w:r>
-        <w:rPr>
-          <w:b/>
-          <w:color w:val="0074D9"/>
-          <w:sz w:val="24"/>
-        </w:rPr>
-        <w:t xml:space="preserve"> de </w:t>
-      </w:r>
-      <w:proofErr w:type="spellStart"/>
-      <w:r>
-        <w:rPr>
-          <w:b/>
-          <w:color w:val="0074D9"/>
-          <w:sz w:val="24"/>
-        </w:rPr>
-        <w:t>actividades</w:t>
-      </w:r>
-      <w:proofErr w:type="spellEnd"/>
-      <w:r>
-        <w:rPr>
-          <w:b/>
-          <w:color w:val="0074D9"/>
-          <w:sz w:val="24"/>
-        </w:rPr>
-        <w:t xml:space="preserve"> </w:t>
-      </w:r>
-      <w:proofErr w:type="spellStart"/>
-      <w:r>
-        <w:rPr>
-          <w:b/>
-          <w:color w:val="0074D9"/>
-          <w:sz w:val="24"/>
-        </w:rPr>
-        <w:t>registradas</w:t>
-      </w:r>
-      <w:proofErr w:type="spellEnd"/>
-      <w:r>
-        <w:rPr>
-          <w:b/>
-          <w:color w:val="0074D9"/>
-          <w:sz w:val="24"/>
-        </w:rPr>
-        <w:t>:</w:t>
+        <w:t>"Se modificó el usuario mrodriguez"</w:t>
       </w:r>
     </w:p>
     <w:p>
@@ -10037,22 +7695,7 @@
         <w:rPr>
           <w:lang w:val="es-DO"/>
         </w:rPr>
-        <w:lastRenderedPageBreak/>
-        <w:t xml:space="preserve">"El usuario </w:t>
-      </w:r>
-      <w:proofErr w:type="spellStart"/>
-      <w:r>
-        <w:rPr>
-          <w:lang w:val="es-DO"/>
-        </w:rPr>
-        <w:t>admin</w:t>
-      </w:r>
-      <w:proofErr w:type="spellEnd"/>
-      <w:r>
-        <w:rPr>
-          <w:lang w:val="es-DO"/>
-        </w:rPr>
-        <w:t xml:space="preserve"> inició sesión"</w:t>
+        <w:t>"Se creó la facultad Ciencias de la Salud"</w:t>
       </w:r>
     </w:p>
     <w:p>
@@ -10068,21 +7711,7 @@
         <w:rPr>
           <w:lang w:val="es-DO"/>
         </w:rPr>
-        <w:t xml:space="preserve">"Se registró el usuario </w:t>
-      </w:r>
-      <w:proofErr w:type="spellStart"/>
-      <w:r>
-        <w:rPr>
-          <w:lang w:val="es-DO"/>
-        </w:rPr>
-        <w:t>jperez</w:t>
-      </w:r>
-      <w:proofErr w:type="spellEnd"/>
-      <w:r>
-        <w:rPr>
-          <w:lang w:val="es-DO"/>
-        </w:rPr>
-        <w:t xml:space="preserve"> con email jperez@uasd.edu.do"</w:t>
+        <w:t>"El usuario jperez solicitó recuperación de contraseña"</w:t>
       </w:r>
     </w:p>
     <w:p>
@@ -10098,97 +7727,7 @@
         <w:rPr>
           <w:lang w:val="es-DO"/>
         </w:rPr>
-        <w:t xml:space="preserve">"Se modificó el usuario </w:t>
-      </w:r>
-      <w:proofErr w:type="spellStart"/>
-      <w:r>
-        <w:rPr>
-          <w:lang w:val="es-DO"/>
-        </w:rPr>
-        <w:t>mrodriguez</w:t>
-      </w:r>
-      <w:proofErr w:type="spellEnd"/>
-      <w:r>
-        <w:rPr>
-          <w:lang w:val="es-DO"/>
-        </w:rPr>
-        <w:t>"</w:t>
-      </w:r>
-    </w:p>
-    <w:p>
-      <w:pPr>
-        <w:pStyle w:val="Listaconvietas"/>
-        <w:spacing w:after="60"/>
-        <w:ind w:left="432"/>
-        <w:rPr>
-          <w:lang w:val="es-DO"/>
-        </w:rPr>
-      </w:pPr>
-      <w:r>
-        <w:rPr>
-          <w:lang w:val="es-DO"/>
-        </w:rPr>
-        <w:t>"Se creó la facultad Ciencias de la Salud"</w:t>
-      </w:r>
-    </w:p>
-    <w:p>
-      <w:pPr>
-        <w:pStyle w:val="Listaconvietas"/>
-        <w:spacing w:after="60"/>
-        <w:ind w:left="432"/>
-        <w:rPr>
-          <w:lang w:val="es-DO"/>
-        </w:rPr>
-      </w:pPr>
-      <w:r>
-        <w:rPr>
-          <w:lang w:val="es-DO"/>
-        </w:rPr>
-        <w:t xml:space="preserve">"El usuario </w:t>
-      </w:r>
-      <w:proofErr w:type="spellStart"/>
-      <w:r>
-        <w:rPr>
-          <w:lang w:val="es-DO"/>
-        </w:rPr>
-        <w:t>jperez</w:t>
-      </w:r>
-      <w:proofErr w:type="spellEnd"/>
-      <w:r>
-        <w:rPr>
-          <w:lang w:val="es-DO"/>
-        </w:rPr>
-        <w:t xml:space="preserve"> solicitó recuperación de contraseña"</w:t>
-      </w:r>
-    </w:p>
-    <w:p>
-      <w:pPr>
-        <w:pStyle w:val="Listaconvietas"/>
-        <w:spacing w:after="60"/>
-        <w:ind w:left="432"/>
-        <w:rPr>
-          <w:lang w:val="es-DO"/>
-        </w:rPr>
-      </w:pPr>
-      <w:r>
-        <w:rPr>
-          <w:lang w:val="es-DO"/>
-        </w:rPr>
-        <w:t xml:space="preserve">"El usuario </w:t>
-      </w:r>
-      <w:proofErr w:type="spellStart"/>
-      <w:r>
-        <w:rPr>
-          <w:lang w:val="es-DO"/>
-        </w:rPr>
-        <w:t>mrodriguez</w:t>
-      </w:r>
-      <w:proofErr w:type="spellEnd"/>
-      <w:r>
-        <w:rPr>
-          <w:lang w:val="es-DO"/>
-        </w:rPr>
-        <w:t xml:space="preserve"> restableció su contraseña"</w:t>
+        <w:t>"El usuario mrodriguez restableció su contraseña"</w:t>
       </w:r>
     </w:p>
     <w:p>
@@ -10299,25 +7838,7 @@
           <w:color w:val="0074D9"/>
           <w:sz w:val="24"/>
         </w:rPr>
-        <w:t xml:space="preserve">14.3 </w:t>
-      </w:r>
-      <w:proofErr w:type="spellStart"/>
-      <w:r>
-        <w:rPr>
-          <w:b/>
-          <w:color w:val="0074D9"/>
-          <w:sz w:val="24"/>
-        </w:rPr>
-        <w:t>Perfil</w:t>
-      </w:r>
-      <w:proofErr w:type="spellEnd"/>
-      <w:r>
-        <w:rPr>
-          <w:b/>
-          <w:color w:val="0074D9"/>
-          <w:sz w:val="24"/>
-        </w:rPr>
-        <w:t xml:space="preserve"> de Usuario</w:t>
+        <w:t>14.3 Perfil de Usuario</w:t>
       </w:r>
     </w:p>
     <w:tbl>
@@ -10597,7 +8118,6 @@
             <w:pPr>
               <w:jc w:val="center"/>
             </w:pPr>
-            <w:proofErr w:type="spellStart"/>
             <w:r>
               <w:rPr>
                 <w:b/>
@@ -10606,7 +8126,6 @@
               </w:rPr>
               <w:t>Problema</w:t>
             </w:r>
-            <w:proofErr w:type="spellEnd"/>
           </w:p>
         </w:tc>
         <w:tc>
@@ -10637,7 +8156,6 @@
             <w:pPr>
               <w:jc w:val="center"/>
             </w:pPr>
-            <w:proofErr w:type="spellStart"/>
             <w:r>
               <w:rPr>
                 <w:b/>
@@ -10646,7 +8164,6 @@
               </w:rPr>
               <w:t>Solución</w:t>
             </w:r>
-            <w:proofErr w:type="spellEnd"/>
           </w:p>
         </w:tc>
       </w:tr>
@@ -10664,44 +8181,8 @@
               <w:rPr>
                 <w:sz w:val="19"/>
               </w:rPr>
-              <w:t xml:space="preserve">No </w:t>
-            </w:r>
-            <w:proofErr w:type="spellStart"/>
-            <w:r>
-              <w:rPr>
-                <w:sz w:val="19"/>
-              </w:rPr>
-              <w:t>puedo</w:t>
-            </w:r>
-            <w:proofErr w:type="spellEnd"/>
-            <w:r>
-              <w:rPr>
-                <w:sz w:val="19"/>
-              </w:rPr>
-              <w:t xml:space="preserve"> </w:t>
-            </w:r>
-            <w:proofErr w:type="spellStart"/>
-            <w:r>
-              <w:rPr>
-                <w:sz w:val="19"/>
-              </w:rPr>
-              <w:t>iniciar</w:t>
-            </w:r>
-            <w:proofErr w:type="spellEnd"/>
-            <w:r>
-              <w:rPr>
-                <w:sz w:val="19"/>
-              </w:rPr>
-              <w:t xml:space="preserve"> </w:t>
-            </w:r>
-            <w:proofErr w:type="spellStart"/>
-            <w:r>
-              <w:rPr>
-                <w:sz w:val="19"/>
-              </w:rPr>
-              <w:t>sesión</w:t>
-            </w:r>
-            <w:proofErr w:type="spellEnd"/>
+              <w:t>No puedo iniciar sesión</w:t>
+            </w:r>
           </w:p>
         </w:tc>
         <w:tc>
@@ -10710,28 +8191,12 @@
             <w:shd w:val="clear" w:color="auto" w:fill="F2F3F4"/>
           </w:tcPr>
           <w:p>
-            <w:proofErr w:type="spellStart"/>
             <w:r>
               <w:rPr>
                 <w:sz w:val="19"/>
               </w:rPr>
-              <w:t>Credenciales</w:t>
-            </w:r>
-            <w:proofErr w:type="spellEnd"/>
-            <w:r>
-              <w:rPr>
-                <w:sz w:val="19"/>
-              </w:rPr>
-              <w:t xml:space="preserve"> </w:t>
-            </w:r>
-            <w:proofErr w:type="spellStart"/>
-            <w:r>
-              <w:rPr>
-                <w:sz w:val="19"/>
-              </w:rPr>
-              <w:t>incorrectas</w:t>
-            </w:r>
-            <w:proofErr w:type="spellEnd"/>
+              <w:t>Credenciales incorrectas</w:t>
+            </w:r>
           </w:p>
         </w:tc>
         <w:tc>
@@ -10834,30 +8299,8 @@
               <w:rPr>
                 <w:sz w:val="19"/>
               </w:rPr>
-              <w:t xml:space="preserve">Error al </w:t>
-            </w:r>
-            <w:proofErr w:type="spellStart"/>
-            <w:r>
-              <w:rPr>
-                <w:sz w:val="19"/>
-              </w:rPr>
-              <w:t>subir</w:t>
-            </w:r>
-            <w:proofErr w:type="spellEnd"/>
-            <w:r>
-              <w:rPr>
-                <w:sz w:val="19"/>
-              </w:rPr>
-              <w:t xml:space="preserve"> </w:t>
-            </w:r>
-            <w:proofErr w:type="spellStart"/>
-            <w:r>
-              <w:rPr>
-                <w:sz w:val="19"/>
-              </w:rPr>
-              <w:t>evidencia</w:t>
-            </w:r>
-            <w:proofErr w:type="spellEnd"/>
+              <w:t>Error al subir evidencia</w:t>
+            </w:r>
           </w:p>
         </w:tc>
         <w:tc>
@@ -10915,44 +8358,8 @@
               <w:rPr>
                 <w:sz w:val="19"/>
               </w:rPr>
-              <w:t xml:space="preserve">No </w:t>
-            </w:r>
-            <w:proofErr w:type="spellStart"/>
-            <w:r>
-              <w:rPr>
-                <w:sz w:val="19"/>
-              </w:rPr>
-              <w:t>veo</w:t>
-            </w:r>
-            <w:proofErr w:type="spellEnd"/>
-            <w:r>
-              <w:rPr>
-                <w:sz w:val="19"/>
-              </w:rPr>
-              <w:t xml:space="preserve"> </w:t>
-            </w:r>
-            <w:proofErr w:type="spellStart"/>
-            <w:r>
-              <w:rPr>
-                <w:sz w:val="19"/>
-              </w:rPr>
-              <w:t>algunos</w:t>
-            </w:r>
-            <w:proofErr w:type="spellEnd"/>
-            <w:r>
-              <w:rPr>
-                <w:sz w:val="19"/>
-              </w:rPr>
-              <w:t xml:space="preserve"> </w:t>
-            </w:r>
-            <w:proofErr w:type="spellStart"/>
-            <w:r>
-              <w:rPr>
-                <w:sz w:val="19"/>
-              </w:rPr>
-              <w:t>módulos</w:t>
-            </w:r>
-            <w:proofErr w:type="spellEnd"/>
+              <w:t>No veo algunos módulos</w:t>
+            </w:r>
           </w:p>
         </w:tc>
         <w:tc>
@@ -10961,28 +8368,12 @@
             <w:shd w:val="clear" w:color="auto" w:fill="FFFFFF"/>
           </w:tcPr>
           <w:p>
-            <w:proofErr w:type="spellStart"/>
             <w:r>
               <w:rPr>
                 <w:sz w:val="19"/>
               </w:rPr>
-              <w:t>Permisos</w:t>
-            </w:r>
-            <w:proofErr w:type="spellEnd"/>
-            <w:r>
-              <w:rPr>
-                <w:sz w:val="19"/>
-              </w:rPr>
-              <w:t xml:space="preserve"> </w:t>
-            </w:r>
-            <w:proofErr w:type="spellStart"/>
-            <w:r>
-              <w:rPr>
-                <w:sz w:val="19"/>
-              </w:rPr>
-              <w:t>insuficientes</w:t>
-            </w:r>
-            <w:proofErr w:type="spellEnd"/>
+              <w:t>Permisos insuficientes</w:t>
+            </w:r>
           </w:p>
         </w:tc>
         <w:tc>
@@ -11020,21 +8411,7 @@
               <w:rPr>
                 <w:sz w:val="19"/>
               </w:rPr>
-              <w:t xml:space="preserve">La </w:t>
-            </w:r>
-            <w:proofErr w:type="spellStart"/>
-            <w:r>
-              <w:rPr>
-                <w:sz w:val="19"/>
-              </w:rPr>
-              <w:t>página</w:t>
-            </w:r>
-            <w:proofErr w:type="spellEnd"/>
-            <w:r>
-              <w:rPr>
-                <w:sz w:val="19"/>
-              </w:rPr>
-              <w:t xml:space="preserve"> no carga</w:t>
+              <w:t>La página no carga</w:t>
             </w:r>
           </w:p>
         </w:tc>
@@ -11044,28 +8421,12 @@
             <w:shd w:val="clear" w:color="auto" w:fill="F2F3F4"/>
           </w:tcPr>
           <w:p>
-            <w:proofErr w:type="spellStart"/>
             <w:r>
               <w:rPr>
                 <w:sz w:val="19"/>
               </w:rPr>
-              <w:t>Problemas</w:t>
-            </w:r>
-            <w:proofErr w:type="spellEnd"/>
-            <w:r>
-              <w:rPr>
-                <w:sz w:val="19"/>
-              </w:rPr>
-              <w:t xml:space="preserve"> de </w:t>
-            </w:r>
-            <w:proofErr w:type="spellStart"/>
-            <w:r>
-              <w:rPr>
-                <w:sz w:val="19"/>
-              </w:rPr>
-              <w:t>conexión</w:t>
-            </w:r>
-            <w:proofErr w:type="spellEnd"/>
+              <w:t>Problemas de conexión</w:t>
+            </w:r>
           </w:p>
         </w:tc>
         <w:tc>
@@ -11111,7 +8472,6 @@
       </w:r>
     </w:p>
     <w:p>
-      <w:proofErr w:type="spellStart"/>
       <w:r>
         <w:rPr>
           <w:b/>
@@ -11119,45 +8479,8 @@
           <w:sz w:val="30"/>
         </w:rPr>
         <w:lastRenderedPageBreak/>
-        <w:t>Apéndice</w:t>
-      </w:r>
-      <w:proofErr w:type="spellEnd"/>
-      <w:r>
-        <w:rPr>
-          <w:b/>
-          <w:color w:val="004488"/>
-          <w:sz w:val="30"/>
-        </w:rPr>
-        <w:t xml:space="preserve"> B: </w:t>
-      </w:r>
-      <w:proofErr w:type="spellStart"/>
-      <w:r>
-        <w:rPr>
-          <w:b/>
-          <w:color w:val="004488"/>
-          <w:sz w:val="30"/>
-        </w:rPr>
-        <w:t>Glosario</w:t>
-      </w:r>
-      <w:proofErr w:type="spellEnd"/>
-      <w:r>
-        <w:rPr>
-          <w:b/>
-          <w:color w:val="004488"/>
-          <w:sz w:val="30"/>
-        </w:rPr>
-        <w:t xml:space="preserve"> de </w:t>
-      </w:r>
-      <w:proofErr w:type="spellStart"/>
-      <w:r>
-        <w:rPr>
-          <w:b/>
-          <w:color w:val="004488"/>
-          <w:sz w:val="30"/>
-        </w:rPr>
-        <w:t>Términos</w:t>
-      </w:r>
-      <w:proofErr w:type="spellEnd"/>
+        <w:t>Apéndice B: Glosario de Términos</w:t>
+      </w:r>
     </w:p>
     <w:p>
       <w:pPr>
@@ -11191,7 +8514,6 @@
             <w:pPr>
               <w:jc w:val="center"/>
             </w:pPr>
-            <w:proofErr w:type="spellStart"/>
             <w:r>
               <w:rPr>
                 <w:b/>
@@ -11200,7 +8522,6 @@
               </w:rPr>
               <w:t>Término</w:t>
             </w:r>
-            <w:proofErr w:type="spellEnd"/>
           </w:p>
         </w:tc>
         <w:tc>
@@ -11212,7 +8533,6 @@
             <w:pPr>
               <w:jc w:val="center"/>
             </w:pPr>
-            <w:proofErr w:type="spellStart"/>
             <w:r>
               <w:rPr>
                 <w:b/>
@@ -11221,7 +8541,6 @@
               </w:rPr>
               <w:t>Definición</w:t>
             </w:r>
-            <w:proofErr w:type="spellEnd"/>
           </w:p>
         </w:tc>
       </w:tr>
@@ -11235,14 +8554,12 @@
             <w:shd w:val="clear" w:color="auto" w:fill="F2F3F4"/>
           </w:tcPr>
           <w:p>
-            <w:proofErr w:type="spellStart"/>
             <w:r>
               <w:rPr>
                 <w:sz w:val="19"/>
               </w:rPr>
               <w:t>Evidencia</w:t>
             </w:r>
-            <w:proofErr w:type="spellEnd"/>
           </w:p>
         </w:tc>
         <w:tc>
@@ -11276,14 +8593,12 @@
             <w:shd w:val="clear" w:color="auto" w:fill="FFFFFF"/>
           </w:tcPr>
           <w:p>
-            <w:proofErr w:type="spellStart"/>
             <w:r>
               <w:rPr>
                 <w:sz w:val="19"/>
               </w:rPr>
               <w:t>Indicador</w:t>
             </w:r>
-            <w:proofErr w:type="spellEnd"/>
           </w:p>
         </w:tc>
         <w:tc>
@@ -11317,14 +8632,12 @@
             <w:shd w:val="clear" w:color="auto" w:fill="F2F3F4"/>
           </w:tcPr>
           <w:p>
-            <w:proofErr w:type="spellStart"/>
             <w:r>
               <w:rPr>
                 <w:sz w:val="19"/>
               </w:rPr>
               <w:t>Criterio</w:t>
             </w:r>
-            <w:proofErr w:type="spellEnd"/>
           </w:p>
         </w:tc>
         <w:tc>
@@ -11358,14 +8671,12 @@
             <w:shd w:val="clear" w:color="auto" w:fill="FFFFFF"/>
           </w:tcPr>
           <w:p>
-            <w:proofErr w:type="spellStart"/>
             <w:r>
               <w:rPr>
                 <w:sz w:val="19"/>
               </w:rPr>
               <w:t>Período</w:t>
             </w:r>
-            <w:proofErr w:type="spellEnd"/>
           </w:p>
         </w:tc>
         <w:tc>
@@ -11399,14 +8710,12 @@
             <w:shd w:val="clear" w:color="auto" w:fill="F2F3F4"/>
           </w:tcPr>
           <w:p>
-            <w:proofErr w:type="spellStart"/>
             <w:r>
               <w:rPr>
                 <w:sz w:val="19"/>
               </w:rPr>
               <w:t>Asignación</w:t>
             </w:r>
-            <w:proofErr w:type="spellEnd"/>
           </w:p>
         </w:tc>
         <w:tc>
@@ -11440,14 +8749,12 @@
             <w:shd w:val="clear" w:color="auto" w:fill="FFFFFF"/>
           </w:tcPr>
           <w:p>
-            <w:proofErr w:type="spellStart"/>
             <w:r>
               <w:rPr>
                 <w:sz w:val="19"/>
               </w:rPr>
               <w:t>Facultad</w:t>
             </w:r>
-            <w:proofErr w:type="spellEnd"/>
           </w:p>
         </w:tc>
         <w:tc>
@@ -11495,42 +8802,12 @@
             <w:shd w:val="clear" w:color="auto" w:fill="F2F3F4"/>
           </w:tcPr>
           <w:p>
-            <w:proofErr w:type="spellStart"/>
             <w:r>
               <w:rPr>
                 <w:sz w:val="19"/>
               </w:rPr>
-              <w:t>Subdivisión</w:t>
-            </w:r>
-            <w:proofErr w:type="spellEnd"/>
-            <w:r>
-              <w:rPr>
-                <w:sz w:val="19"/>
-              </w:rPr>
-              <w:t xml:space="preserve"> de </w:t>
-            </w:r>
-            <w:proofErr w:type="spellStart"/>
-            <w:r>
-              <w:rPr>
-                <w:sz w:val="19"/>
-              </w:rPr>
-              <w:t>una</w:t>
-            </w:r>
-            <w:proofErr w:type="spellEnd"/>
-            <w:r>
-              <w:rPr>
-                <w:sz w:val="19"/>
-              </w:rPr>
-              <w:t xml:space="preserve"> </w:t>
-            </w:r>
-            <w:proofErr w:type="spellStart"/>
-            <w:r>
-              <w:rPr>
-                <w:sz w:val="19"/>
-              </w:rPr>
-              <w:t>facultad</w:t>
-            </w:r>
-            <w:proofErr w:type="spellEnd"/>
+              <w:t>Subdivisión de una facultad</w:t>
+            </w:r>
           </w:p>
         </w:tc>
       </w:tr>
@@ -11544,14 +8821,12 @@
             <w:shd w:val="clear" w:color="auto" w:fill="FFFFFF"/>
           </w:tcPr>
           <w:p>
-            <w:proofErr w:type="spellStart"/>
             <w:r>
               <w:rPr>
                 <w:sz w:val="19"/>
               </w:rPr>
               <w:t>Auditoría</w:t>
             </w:r>
-            <w:proofErr w:type="spellEnd"/>
           </w:p>
         </w:tc>
         <w:tc>
